--- a/app.docx
+++ b/app.docx
@@ -1348,6 +1348,27 @@
     <w:p/>
     <w:p>
       <w:r>
+        <w:t xml:space="preserve">        # ---------------- TIMESTAMP ----------------</w:t>
+      </w:r>
+    </w:p>
+    <w:p>
+      <w:r>
+        <w:t xml:space="preserve">        st.markdown('&lt;div class="highlight-wrapper"&gt;', unsafe_allow_html=True)</w:t>
+      </w:r>
+    </w:p>
+    <w:p>
+      <w:r>
+        <w:t xml:space="preserve">        measured_date = st.date_input("Measured Date", value=datetime.now())</w:t>
+      </w:r>
+    </w:p>
+    <w:p>
+      <w:r>
+        <w:t xml:space="preserve">        st.markdown('&lt;/div&gt;', unsafe_allow_html=True)</w:t>
+      </w:r>
+    </w:p>
+    <w:p/>
+    <w:p>
+      <w:r>
         <w:t xml:space="preserve">        # ---------------- PART IN / OUT ----------------</w:t>
       </w:r>
     </w:p>
@@ -1369,11 +1390,33 @@
     <w:p/>
     <w:p>
       <w:r>
+        <w:t xml:space="preserve">        # ---------------- BATCH CLEANING NUMBER ----------------</w:t>
+      </w:r>
+    </w:p>
+    <w:p>
+      <w:r>
+        <w:lastRenderedPageBreak/>
         <w:t xml:space="preserve">        st.markdown('&lt;div class="highlight-wrapper"&gt;', unsafe_allow_html=True)</w:t>
       </w:r>
     </w:p>
     <w:p>
       <w:r>
+        <w:t xml:space="preserve">        batch_number = st.text_input("Batch Cleaning Number (optional)")</w:t>
+      </w:r>
+    </w:p>
+    <w:p>
+      <w:r>
+        <w:t xml:space="preserve">        st.markdown('&lt;/div&gt;', unsafe_allow_html=True)</w:t>
+      </w:r>
+    </w:p>
+    <w:p/>
+    <w:p>
+      <w:r>
+        <w:t xml:space="preserve">        st.markdown('&lt;div class="highlight-wrapper"&gt;', unsafe_allow_html=True)</w:t>
+      </w:r>
+    </w:p>
+    <w:p>
+      <w:r>
         <w:t xml:space="preserve">        notes = st.text_input("Notes (optional)")</w:t>
       </w:r>
     </w:p>
@@ -1391,75 +1434,75 @@
     <w:p/>
     <w:p>
       <w:r>
+        <w:t xml:space="preserve">        holes = ["1", "2", "3", "4", "5"]</w:t>
+      </w:r>
+    </w:p>
+    <w:p>
+      <w:r>
+        <w:t xml:space="preserve">        cols_in = st.columns(3)</w:t>
+      </w:r>
+    </w:p>
+    <w:p>
+      <w:r>
+        <w:t xml:space="preserve">        inputs = []</w:t>
+      </w:r>
+    </w:p>
+    <w:p>
+      <w:r>
+        <w:t xml:space="preserve">        col_idx = 0</w:t>
+      </w:r>
+    </w:p>
+    <w:p>
+      <w:r>
+        <w:t xml:space="preserve">        for h in holes:</w:t>
+      </w:r>
+    </w:p>
+    <w:p>
+      <w:r>
+        <w:t xml:space="preserve">            with cols_in[col_idx]:</w:t>
+      </w:r>
+    </w:p>
+    <w:p/>
+    <w:p>
+      <w:r>
+        <w:t xml:space="preserve">                st.markdown('&lt;div class="highlight-wrapper"&gt;', unsafe_allow_html=True)</w:t>
+      </w:r>
+    </w:p>
+    <w:p>
+      <w:r>
+        <w:t xml:space="preserve">                st.markdown(f"**H{h}**")</w:t>
+      </w:r>
+    </w:p>
+    <w:p/>
+    <w:p>
+      <w:r>
+        <w:t xml:space="preserve">                for f in get_features_for_part(part, h):</w:t>
+      </w:r>
+    </w:p>
+    <w:p>
+      <w:r>
+        <w:t xml:space="preserve">                    key = f"meas_H{h}_{f}"</w:t>
+      </w:r>
+    </w:p>
+    <w:p>
+      <w:r>
+        <w:t xml:space="preserve">                    default_value = "" if st.session_state.clear_meas else st.session_state.get(key, "")</w:t>
+      </w:r>
+    </w:p>
+    <w:p>
+      <w:r>
+        <w:t xml:space="preserve">                    val = st.text_input(f"{f}", key=key, value=default_value)</w:t>
+      </w:r>
+    </w:p>
+    <w:p>
+      <w:r>
+        <w:t xml:space="preserve">                    inputs.append({"Hole": str(h), "Feature": f, "Value": val})</w:t>
+      </w:r>
+    </w:p>
+    <w:p/>
+    <w:p>
+      <w:r>
         <w:lastRenderedPageBreak/>
-        <w:t xml:space="preserve">        holes = ["1", "2", "3", "4", "5"]</w:t>
-      </w:r>
-    </w:p>
-    <w:p>
-      <w:r>
-        <w:t xml:space="preserve">        cols_in = st.columns(3)</w:t>
-      </w:r>
-    </w:p>
-    <w:p>
-      <w:r>
-        <w:t xml:space="preserve">        inputs = []</w:t>
-      </w:r>
-    </w:p>
-    <w:p>
-      <w:r>
-        <w:t xml:space="preserve">        col_idx = 0</w:t>
-      </w:r>
-    </w:p>
-    <w:p>
-      <w:r>
-        <w:t xml:space="preserve">        for h in holes:</w:t>
-      </w:r>
-    </w:p>
-    <w:p>
-      <w:r>
-        <w:t xml:space="preserve">            with cols_in[col_idx]:</w:t>
-      </w:r>
-    </w:p>
-    <w:p/>
-    <w:p>
-      <w:r>
-        <w:t xml:space="preserve">                st.markdown('&lt;div class="highlight-wrapper"&gt;', unsafe_allow_html=True)</w:t>
-      </w:r>
-    </w:p>
-    <w:p>
-      <w:r>
-        <w:t xml:space="preserve">                st.markdown(f"**H{h}**")</w:t>
-      </w:r>
-    </w:p>
-    <w:p/>
-    <w:p>
-      <w:r>
-        <w:t xml:space="preserve">                for f in get_features_for_part(part, h):</w:t>
-      </w:r>
-    </w:p>
-    <w:p>
-      <w:r>
-        <w:t xml:space="preserve">                    key = f"meas_H{h}_{f}"</w:t>
-      </w:r>
-    </w:p>
-    <w:p>
-      <w:r>
-        <w:t xml:space="preserve">                    default_value = "" if st.session_state.clear_meas else st.session_state.get(key, "")</w:t>
-      </w:r>
-    </w:p>
-    <w:p>
-      <w:r>
-        <w:t xml:space="preserve">                    val = st.text_input(f"{f}", key=key, value=default_value)</w:t>
-      </w:r>
-    </w:p>
-    <w:p>
-      <w:r>
-        <w:t xml:space="preserve">                    inputs.append({"Hole": str(h), "Feature": f, "Value": val})</w:t>
-      </w:r>
-    </w:p>
-    <w:p/>
-    <w:p>
-      <w:r>
         <w:t xml:space="preserve">                st.markdown('&lt;/div&gt;', unsafe_allow_html=True)</w:t>
       </w:r>
     </w:p>
@@ -1516,83 +1559,83 @@
     <w:p/>
     <w:p>
       <w:r>
+        <w:t xml:space="preserve">        idx = st.session_state.photo_counter</w:t>
+      </w:r>
+    </w:p>
+    <w:p/>
+    <w:p>
+      <w:r>
+        <w:t xml:space="preserve">        photo_hole = st.selectbox(</w:t>
+      </w:r>
+    </w:p>
+    <w:p>
+      <w:r>
+        <w:t xml:space="preserve">            "Select Hole",</w:t>
+      </w:r>
+    </w:p>
+    <w:p>
+      <w:r>
+        <w:t xml:space="preserve">            ["1", "2", "3", "4", "5"],</w:t>
+      </w:r>
+    </w:p>
+    <w:p>
+      <w:r>
+        <w:t xml:space="preserve">            key=f"photo_hole_add_{idx}"</w:t>
+      </w:r>
+    </w:p>
+    <w:p>
+      <w:r>
+        <w:t xml:space="preserve">        )</w:t>
+      </w:r>
+    </w:p>
+    <w:p>
+      <w:r>
+        <w:t xml:space="preserve">        photo_feature = st.selectbox(</w:t>
+      </w:r>
+    </w:p>
+    <w:p>
+      <w:r>
+        <w:t xml:space="preserve">            "Select Feature",</w:t>
+      </w:r>
+    </w:p>
+    <w:p>
+      <w:r>
+        <w:t xml:space="preserve">            ["Inner", "Outer"],</w:t>
+      </w:r>
+    </w:p>
+    <w:p>
+      <w:r>
+        <w:t xml:space="preserve">            key=f"photo_feature_add_{idx}"</w:t>
+      </w:r>
+    </w:p>
+    <w:p>
+      <w:r>
+        <w:t xml:space="preserve">        )</w:t>
+      </w:r>
+    </w:p>
+    <w:p>
+      <w:r>
+        <w:t xml:space="preserve">        uploaded_photo = st.file_uploader(</w:t>
+      </w:r>
+    </w:p>
+    <w:p>
+      <w:r>
+        <w:t xml:space="preserve">            "Upload Photo (PNG/JPG)",</w:t>
+      </w:r>
+    </w:p>
+    <w:p>
+      <w:r>
+        <w:t xml:space="preserve">            type=["png", "jpg", "jpeg"],</w:t>
+      </w:r>
+    </w:p>
+    <w:p>
+      <w:r>
+        <w:t xml:space="preserve">            key=f"photo_upload_add_{idx}"</w:t>
+      </w:r>
+    </w:p>
+    <w:p>
+      <w:r>
         <w:lastRenderedPageBreak/>
-        <w:t xml:space="preserve">        idx = st.session_state.photo_counter</w:t>
-      </w:r>
-    </w:p>
-    <w:p/>
-    <w:p>
-      <w:r>
-        <w:t xml:space="preserve">        photo_hole = st.selectbox(</w:t>
-      </w:r>
-    </w:p>
-    <w:p>
-      <w:r>
-        <w:t xml:space="preserve">            "Select Hole",</w:t>
-      </w:r>
-    </w:p>
-    <w:p>
-      <w:r>
-        <w:t xml:space="preserve">            ["1", "2", "3", "4", "5"],</w:t>
-      </w:r>
-    </w:p>
-    <w:p>
-      <w:r>
-        <w:t xml:space="preserve">            key=f"photo_hole_add_{idx}"</w:t>
-      </w:r>
-    </w:p>
-    <w:p>
-      <w:r>
-        <w:t xml:space="preserve">        )</w:t>
-      </w:r>
-    </w:p>
-    <w:p>
-      <w:r>
-        <w:t xml:space="preserve">        photo_feature = st.selectbox(</w:t>
-      </w:r>
-    </w:p>
-    <w:p>
-      <w:r>
-        <w:t xml:space="preserve">            "Select Feature",</w:t>
-      </w:r>
-    </w:p>
-    <w:p>
-      <w:r>
-        <w:t xml:space="preserve">            ["Inner", "Outer"],</w:t>
-      </w:r>
-    </w:p>
-    <w:p>
-      <w:r>
-        <w:t xml:space="preserve">            key=f"photo_feature_add_{idx}"</w:t>
-      </w:r>
-    </w:p>
-    <w:p>
-      <w:r>
-        <w:t xml:space="preserve">        )</w:t>
-      </w:r>
-    </w:p>
-    <w:p>
-      <w:r>
-        <w:t xml:space="preserve">        uploaded_photo = st.file_uploader(</w:t>
-      </w:r>
-    </w:p>
-    <w:p>
-      <w:r>
-        <w:t xml:space="preserve">            "Upload Photo (PNG/JPG)",</w:t>
-      </w:r>
-    </w:p>
-    <w:p>
-      <w:r>
-        <w:t xml:space="preserve">            type=["png", "jpg", "jpeg"],</w:t>
-      </w:r>
-    </w:p>
-    <w:p>
-      <w:r>
-        <w:t xml:space="preserve">            key=f"photo_upload_add_{idx}"</w:t>
-      </w:r>
-    </w:p>
-    <w:p>
-      <w:r>
         <w:t xml:space="preserve">        )</w:t>
       </w:r>
     </w:p>
@@ -1712,6 +1755,7 @@
     </w:p>
     <w:p>
       <w:r>
+        <w:lastRenderedPageBreak/>
         <w:t xml:space="preserve">    if st.session_state.get("clear_active", False):</w:t>
       </w:r>
     </w:p>
@@ -1758,7 +1802,6 @@
     </w:p>
     <w:p>
       <w:r>
-        <w:lastRenderedPageBreak/>
         <w:t xml:space="preserve">                continue</w:t>
       </w:r>
     </w:p>
@@ -1864,7 +1907,6 @@
     </w:p>
     <w:p>
       <w:r>
-        <w:lastRenderedPageBreak/>
         <w:t xml:space="preserve">        st.session_state.photo_counter = 0  # reset counter</w:t>
       </w:r>
     </w:p>
@@ -1896,55 +1938,7 @@
     </w:p>
     <w:p>
       <w:r>
-        <w:t xml:space="preserve">            ok, msg = add_measurement_rows(part, machine, chamber, piece_id, part_flow, notes, measurements)</w:t>
-      </w:r>
-    </w:p>
-    <w:p>
-      <w:r>
-        <w:t xml:space="preserve">            if ok:</w:t>
-      </w:r>
-    </w:p>
-    <w:p>
-      <w:r>
-        <w:t xml:space="preserve">                st.session_state.clear_meas = True</w:t>
-      </w:r>
-    </w:p>
-    <w:p>
-      <w:r>
-        <w:t xml:space="preserve">                st.session_state.clear_active = True</w:t>
-      </w:r>
-    </w:p>
-    <w:p/>
-    <w:p>
-      <w:r>
-        <w:t xml:space="preserve">                now = datetime.now().strftime("%Y-%m-%d %H:%M:%S")</w:t>
-      </w:r>
-    </w:p>
-    <w:p>
-      <w:r>
-        <w:t xml:space="preserve">                st.session_state["last_saved"] = now</w:t>
-      </w:r>
-    </w:p>
-    <w:p/>
-    <w:p>
-      <w:r>
-        <w:t xml:space="preserve">                st.session_state.form_key = f"form_add_{st.session_state.form_counter}"</w:t>
-      </w:r>
-    </w:p>
-    <w:p>
-      <w:r>
-        <w:t xml:space="preserve">                st.session_state.form_counter += 1</w:t>
-      </w:r>
-    </w:p>
-    <w:p/>
-    <w:p>
-      <w:r>
-        <w:t xml:space="preserve">                # IMPORTANT: only store message here (do NOT display it yet)</w:t>
-      </w:r>
-    </w:p>
-    <w:p>
-      <w:r>
-        <w:t xml:space="preserve">                st.session_state["pending_success"] = f"</w:t>
+        <w:t xml:space="preserve">            # </w:t>
       </w:r>
       <w:r>
         <w:rPr>
@@ -1953,6 +1947,84 @@
         <w:t>✅</w:t>
       </w:r>
       <w:r>
+        <w:t xml:space="preserve"> Pass measured_date and batch_number to add_measurement_rows</w:t>
+      </w:r>
+    </w:p>
+    <w:p>
+      <w:r>
+        <w:t xml:space="preserve">            ok, msg = add_measurement_rows(</w:t>
+      </w:r>
+    </w:p>
+    <w:p>
+      <w:r>
+        <w:t xml:space="preserve">                part, machine, chamber, piece_id, part_flow, notes, </w:t>
+      </w:r>
+    </w:p>
+    <w:p>
+      <w:r>
+        <w:t xml:space="preserve">                measurements, measured_date=measured_date, batch_number=batch_number</w:t>
+      </w:r>
+    </w:p>
+    <w:p>
+      <w:r>
+        <w:t xml:space="preserve">            )</w:t>
+      </w:r>
+    </w:p>
+    <w:p/>
+    <w:p>
+      <w:r>
+        <w:t xml:space="preserve">            if ok:</w:t>
+      </w:r>
+    </w:p>
+    <w:p>
+      <w:r>
+        <w:t xml:space="preserve">                st.session_state.clear_meas = True</w:t>
+      </w:r>
+    </w:p>
+    <w:p>
+      <w:r>
+        <w:t xml:space="preserve">                st.session_state.clear_active = True</w:t>
+      </w:r>
+    </w:p>
+    <w:p/>
+    <w:p>
+      <w:r>
+        <w:t xml:space="preserve">                now = datetime.now().strftime("%Y-%m-%d %H:%M:%S")</w:t>
+      </w:r>
+    </w:p>
+    <w:p>
+      <w:r>
+        <w:t xml:space="preserve">                st.session_state["last_saved"] = now</w:t>
+      </w:r>
+    </w:p>
+    <w:p/>
+    <w:p>
+      <w:r>
+        <w:t xml:space="preserve">                st.session_state.form_key = f"form_add_{st.session_state.form_counter}"</w:t>
+      </w:r>
+    </w:p>
+    <w:p>
+      <w:r>
+        <w:t xml:space="preserve">                st.session_state.form_counter += 1</w:t>
+      </w:r>
+    </w:p>
+    <w:p/>
+    <w:p>
+      <w:r>
+        <w:t xml:space="preserve">                # IMPORTANT: only store message here (do NOT display it yet)</w:t>
+      </w:r>
+    </w:p>
+    <w:p>
+      <w:r>
+        <w:t xml:space="preserve">                st.session_state["pending_success"] = f"</w:t>
+      </w:r>
+      <w:r>
+        <w:rPr>
+          <w:rFonts w:ascii="Segoe UI Emoji" w:hAnsi="Segoe UI Emoji" w:cs="Segoe UI Emoji"/>
+        </w:rPr>
+        <w:t>✅</w:t>
+      </w:r>
+      <w:r>
         <w:t xml:space="preserve"> Saved to Excel. ({msg}) </w:t>
       </w:r>
       <w:r>
@@ -1984,7 +2056,6 @@
     </w:p>
     <w:p>
       <w:r>
-        <w:lastRenderedPageBreak/>
         <w:t xml:space="preserve">            else:</w:t>
       </w:r>
     </w:p>
@@ -2024,6 +2095,7 @@
       </w:r>
     </w:p>
     <w:p/>
+    <w:p/>
     <w:p>
       <w:r>
         <w:t># ------------------ TAB 1: Trend Chart (with Analysis) ------------------</w:t>
@@ -2036,6 +2108,7 @@
     </w:p>
     <w:p>
       <w:r>
+        <w:lastRenderedPageBreak/>
         <w:t xml:space="preserve">    st.subheader("Trend Chart")</w:t>
       </w:r>
     </w:p>
@@ -2098,49 +2171,54 @@
     </w:p>
     <w:p>
       <w:r>
-        <w:t xml:space="preserve">        df_trend["Timestamp"] = pd.to_datetime(df_trend["Timestamp"], errors="coerce")</w:t>
+        <w:t xml:space="preserve">        # Use Measured Date instead of Timestamp</w:t>
+      </w:r>
+    </w:p>
+    <w:p>
+      <w:r>
+        <w:t xml:space="preserve">        df_trend["Measured Date"] = pd.to_datetime(df_trend["Measured Date"], errors="coerce").dt.date</w:t>
+      </w:r>
+    </w:p>
+    <w:p>
+      <w:r>
+        <w:t xml:space="preserve">        df_trend = df_trend.dropna(subset=["Measured Date"])</w:t>
+      </w:r>
+    </w:p>
+    <w:p/>
+    <w:p>
+      <w:r>
+        <w:t xml:space="preserve">        # Machine filter</w:t>
+      </w:r>
+    </w:p>
+    <w:p>
+      <w:r>
+        <w:t xml:space="preserve">        machines = ["All"] + sorted(df_trend["Machine"].dropna().unique().tolist())</w:t>
+      </w:r>
+    </w:p>
+    <w:p>
+      <w:r>
+        <w:t xml:space="preserve">        mch = st.selectbox("Machine", machines)</w:t>
+      </w:r>
+    </w:p>
+    <w:p>
+      <w:r>
+        <w:t xml:space="preserve">        if mch != "All":</w:t>
+      </w:r>
+    </w:p>
+    <w:p>
+      <w:r>
+        <w:t xml:space="preserve">            df_trend = df_trend[df_trend["Machine"] == mch]</w:t>
+      </w:r>
+    </w:p>
+    <w:p/>
+    <w:p>
+      <w:r>
+        <w:t xml:space="preserve">        # Chamber filter</w:t>
       </w:r>
     </w:p>
     <w:p>
       <w:r>
         <w:lastRenderedPageBreak/>
-        <w:t xml:space="preserve">        df_trend = df_trend.dropna(subset=["Timestamp"])</w:t>
-      </w:r>
-    </w:p>
-    <w:p/>
-    <w:p>
-      <w:r>
-        <w:t xml:space="preserve">        # Machine filter</w:t>
-      </w:r>
-    </w:p>
-    <w:p>
-      <w:r>
-        <w:t xml:space="preserve">        machines = ["All"] + sorted(df_trend["Machine"].dropna().unique().tolist())</w:t>
-      </w:r>
-    </w:p>
-    <w:p>
-      <w:r>
-        <w:t xml:space="preserve">        mch = st.selectbox("Machine", machines)</w:t>
-      </w:r>
-    </w:p>
-    <w:p>
-      <w:r>
-        <w:t xml:space="preserve">        if mch != "All":</w:t>
-      </w:r>
-    </w:p>
-    <w:p>
-      <w:r>
-        <w:t xml:space="preserve">            df_trend = df_trend[df_trend["Machine"] == mch]</w:t>
-      </w:r>
-    </w:p>
-    <w:p/>
-    <w:p>
-      <w:r>
-        <w:t xml:space="preserve">        # Chamber filter</w:t>
-      </w:r>
-    </w:p>
-    <w:p>
-      <w:r>
         <w:t xml:space="preserve">        chambers = ["All"] + sorted(df_trend["Chamber"].dropna().unique().tolist())</w:t>
       </w:r>
     </w:p>
@@ -2219,7 +2297,7 @@
     </w:p>
     <w:p>
       <w:r>
-        <w:t xml:space="preserve">        df_plot_filtered = df_trend[(df_trend["Hole"].isin(selected_holes)) &amp; (df_trend["Feature"] == feat)].sort_values("Timestamp")</w:t>
+        <w:t xml:space="preserve">        df_plot_filtered = df_trend[(df_trend["Hole"].isin(selected_holes)) &amp; (df_trend["Feature"] == feat)].sort_values("Measured Date")</w:t>
       </w:r>
     </w:p>
     <w:p/>
@@ -2245,6 +2323,7 @@
     </w:p>
     <w:p>
       <w:r>
+        <w:lastRenderedPageBreak/>
         <w:t xml:space="preserve">            st.markdown("### </w:t>
       </w:r>
       <w:r>
@@ -2277,11 +2356,7 @@
         <w:t xml:space="preserve">                df_single = df_plot_filtered[df_plot_filtered["Hole"] == single_hole]</w:t>
       </w:r>
     </w:p>
-    <w:p>
-      <w:r>
-        <w:t xml:space="preserve">                    </w:t>
-      </w:r>
-    </w:p>
+    <w:p/>
     <w:p>
       <w:r>
         <w:t xml:space="preserve">                def highlight_value_only(row):</w:t>
@@ -2307,7 +2382,6 @@
         <w:t xml:space="preserve">                        val = None</w:t>
       </w:r>
     </w:p>
-    <w:p/>
     <w:p>
       <w:r>
         <w:t xml:space="preserve">                    try:</w:t>
@@ -2328,73 +2402,68 @@
         <w:t xml:space="preserve">                        lsl = None</w:t>
       </w:r>
     </w:p>
-    <w:p/>
+    <w:p>
+      <w:r>
+        <w:t xml:space="preserve">                    try:</w:t>
+      </w:r>
+    </w:p>
+    <w:p>
+      <w:r>
+        <w:t xml:space="preserve">                        usl = float(row["USL"]) if "USL" in row and not pd.isna(row["USL"]) else None</w:t>
+      </w:r>
+    </w:p>
+    <w:p>
+      <w:r>
+        <w:t xml:space="preserve">                    except:</w:t>
+      </w:r>
+    </w:p>
+    <w:p>
+      <w:r>
+        <w:t xml:space="preserve">                        usl = None</w:t>
+      </w:r>
+    </w:p>
+    <w:p>
+      <w:r>
+        <w:t xml:space="preserve">                    colors = [""] * len(row)</w:t>
+      </w:r>
+    </w:p>
+    <w:p>
+      <w:r>
+        <w:t xml:space="preserve">                    value_idx = row.index.get_loc("Value")</w:t>
+      </w:r>
+    </w:p>
+    <w:p>
+      <w:r>
+        <w:t xml:space="preserve">                    if val is not None:</w:t>
+      </w:r>
+    </w:p>
+    <w:p>
+      <w:r>
+        <w:t xml:space="preserve">                        if (lsl is not None and val &lt; lsl) or (usl is not None and val &gt; usl):</w:t>
+      </w:r>
+    </w:p>
+    <w:p>
+      <w:r>
+        <w:t xml:space="preserve">                            colors[value_idx] = "background-color: #FFCCCC"  # RED → out of spec</w:t>
+      </w:r>
+    </w:p>
+    <w:p>
+      <w:r>
+        <w:t xml:space="preserve">                        else:</w:t>
+      </w:r>
+    </w:p>
+    <w:p>
+      <w:r>
+        <w:t xml:space="preserve">                            colors[value_idx] = "background-color: #CCFFCC"  # GREEN → within spec</w:t>
+      </w:r>
+    </w:p>
     <w:p>
       <w:r>
         <w:lastRenderedPageBreak/>
-        <w:t xml:space="preserve">                    try:</w:t>
-      </w:r>
-    </w:p>
-    <w:p>
-      <w:r>
-        <w:t xml:space="preserve">                        usl = float(row["USL"]) if "USL" in row and not pd.isna(row["USL"]) else None</w:t>
-      </w:r>
-    </w:p>
-    <w:p>
-      <w:r>
-        <w:t xml:space="preserve">                    except:</w:t>
-      </w:r>
-    </w:p>
-    <w:p>
-      <w:r>
-        <w:t xml:space="preserve">                        usl = None</w:t>
-      </w:r>
-    </w:p>
-    <w:p/>
-    <w:p>
-      <w:r>
-        <w:t xml:space="preserve">                    colors = [""] * len(row)</w:t>
-      </w:r>
-    </w:p>
-    <w:p>
-      <w:r>
-        <w:t xml:space="preserve">                    value_idx = row.index.get_loc("Value")</w:t>
-      </w:r>
-    </w:p>
-    <w:p/>
-    <w:p>
-      <w:r>
-        <w:t xml:space="preserve">                    if val is not None:</w:t>
-      </w:r>
-    </w:p>
-    <w:p>
-      <w:r>
-        <w:t xml:space="preserve">                        if (lsl is not None and val &lt; lsl) or (usl is not None and val &gt; usl):</w:t>
-      </w:r>
-    </w:p>
-    <w:p>
-      <w:r>
-        <w:t xml:space="preserve">                            colors[value_idx] = "background-color: #FFCCCC"  # RED → out of spec</w:t>
-      </w:r>
-    </w:p>
-    <w:p>
-      <w:r>
-        <w:t xml:space="preserve">                        else:</w:t>
-      </w:r>
-    </w:p>
-    <w:p>
-      <w:r>
-        <w:t xml:space="preserve">                            colors[value_idx] = "background-color: #CCFFCC"  # GREEN → within spec</w:t>
-      </w:r>
-    </w:p>
-    <w:p/>
-    <w:p>
-      <w:r>
         <w:t xml:space="preserve">                    return colors</w:t>
       </w:r>
     </w:p>
     <w:p/>
-    <w:p/>
     <w:p>
       <w:r>
         <w:t xml:space="preserve">                st.dataframe(</w:t>
@@ -2402,7 +2471,7 @@
     </w:p>
     <w:p>
       <w:r>
-        <w:t xml:space="preserve">                    df_single[["Timestamp", "Machine", "Chamber", "Hole", "Feature", "Value", "LSL", "USL"]].style.apply(highlight_value_only, axis=1),</w:t>
+        <w:t xml:space="preserve">                    df_single[["Measured Date", "Machine", "Chamber", "Hole", "Feature", "Value", "LSL", "USL"]].style.apply(highlight_value_only, axis=1),</w:t>
       </w:r>
     </w:p>
     <w:p>
@@ -2418,25 +2487,20 @@
     <w:p/>
     <w:p>
       <w:r>
-        <w:t xml:space="preserve">            # ------------------ Date Range Filter (Safe Version) ------------------</w:t>
-      </w:r>
-    </w:p>
-    <w:p>
-      <w:r>
-        <w:t xml:space="preserve">            min_dt = df_plot_filtered["Timestamp"].min()</w:t>
-      </w:r>
-    </w:p>
-    <w:p>
-      <w:r>
-        <w:t xml:space="preserve">            max_dt = df_plot_filtered["Timestamp"].max()</w:t>
-      </w:r>
-    </w:p>
-    <w:p/>
-    <w:p>
-      <w:r>
-        <w:t xml:space="preserve">            # If no valid timestamps</w:t>
-      </w:r>
-    </w:p>
+        <w:t xml:space="preserve">            # ------------------ Date Range Filter ------------------</w:t>
+      </w:r>
+    </w:p>
+    <w:p>
+      <w:r>
+        <w:t xml:space="preserve">            min_dt = df_plot_filtered["Measured Date"].min()</w:t>
+      </w:r>
+    </w:p>
+    <w:p>
+      <w:r>
+        <w:t xml:space="preserve">            max_dt = df_plot_filtered["Measured Date"].max()</w:t>
+      </w:r>
+    </w:p>
+    <w:p/>
     <w:p>
       <w:r>
         <w:t xml:space="preserve">            if pd.isna(min_dt) or pd.isna(max_dt):</w:t>
@@ -2468,28 +2532,12 @@
     </w:p>
     <w:p>
       <w:r>
-        <w:t xml:space="preserve">                min_date = min_dt.date()</w:t>
-      </w:r>
-    </w:p>
-    <w:p>
-      <w:r>
-        <w:t xml:space="preserve">                max_date = max_dt.date()</w:t>
-      </w:r>
-    </w:p>
-    <w:p/>
-    <w:p>
-      <w:r>
-        <w:t xml:space="preserve">                # If only one day of data → no slider</w:t>
-      </w:r>
-    </w:p>
-    <w:p>
-      <w:r>
-        <w:t xml:space="preserve">                if min_date == max_date:</w:t>
-      </w:r>
-    </w:p>
-    <w:p>
-      <w:r>
-        <w:t xml:space="preserve">                    st.info(f"Only one date found: **{min_date}**. No date filter applied.")</w:t>
+        <w:t xml:space="preserve">                if min_dt == max_dt:</w:t>
+      </w:r>
+    </w:p>
+    <w:p>
+      <w:r>
+        <w:t xml:space="preserve">                    st.info(f"Only one date found: **{min_dt}**. No date filter applied.")</w:t>
       </w:r>
     </w:p>
     <w:p>
@@ -2504,15 +2552,9 @@
     </w:p>
     <w:p>
       <w:r>
-        <w:t xml:space="preserve">                    # Proper date input (no slider bug)</w:t>
-      </w:r>
-    </w:p>
-    <w:p>
-      <w:r>
         <w:t xml:space="preserve">                    col_d1, col_d2 = st.columns(2)</w:t>
       </w:r>
     </w:p>
-    <w:p/>
     <w:p>
       <w:r>
         <w:t xml:space="preserve">                    with col_d1:</w:t>
@@ -2520,10 +2562,9 @@
     </w:p>
     <w:p>
       <w:r>
-        <w:t xml:space="preserve">                        start_date = st.date_input("Start Date", value=min_date, min_value=min_date, max_value=max_date)</w:t>
-      </w:r>
-    </w:p>
-    <w:p/>
+        <w:t xml:space="preserve">                        start_date = st.date_input("Start Date", value=min_dt, min_value=min_dt, max_value=max_dt)</w:t>
+      </w:r>
+    </w:p>
     <w:p>
       <w:r>
         <w:t xml:space="preserve">                    with col_d2:</w:t>
@@ -2531,18 +2572,12 @@
     </w:p>
     <w:p>
       <w:r>
-        <w:t xml:space="preserve">                        end_date = st.date_input("End Date", value=max_date, min_value=min_date, max_value=max_date)</w:t>
-      </w:r>
-    </w:p>
-    <w:p/>
-    <w:p>
-      <w:r>
-        <w:t xml:space="preserve">                    # Prevent user error</w:t>
-      </w:r>
-    </w:p>
-    <w:p>
-      <w:r>
-        <w:lastRenderedPageBreak/>
+        <w:t xml:space="preserve">                        end_date = st.date_input("End Date", value=max_dt, min_value=min_dt, max_value=max_dt)</w:t>
+      </w:r>
+    </w:p>
+    <w:p/>
+    <w:p>
+      <w:r>
         <w:t xml:space="preserve">                    if start_date &gt; end_date:</w:t>
       </w:r>
     </w:p>
@@ -2572,33 +2607,12 @@
     </w:p>
     <w:p>
       <w:r>
-        <w:t xml:space="preserve">                        start_dt = pd.to_datetime(start_date)</w:t>
-      </w:r>
-    </w:p>
-    <w:p>
-      <w:r>
-        <w:t xml:space="preserve">                        end_dt = pd.to_datetime(end_date) + pd.Timedelta(days=1) - pd.Timedelta(seconds=1)</w:t>
-      </w:r>
-    </w:p>
-    <w:p/>
-    <w:p>
-      <w:r>
-        <w:t xml:space="preserve">                        df_plot_date = df_plot_filtered[</w:t>
-      </w:r>
-    </w:p>
-    <w:p>
-      <w:r>
-        <w:t xml:space="preserve">                            (df_plot_filtered["Timestamp"] &gt;= start_dt) &amp;</w:t>
-      </w:r>
-    </w:p>
-    <w:p>
-      <w:r>
-        <w:t xml:space="preserve">                            (df_plot_filtered["Timestamp"] &lt;= end_dt)</w:t>
-      </w:r>
-    </w:p>
-    <w:p>
-      <w:r>
-        <w:t xml:space="preserve">                        ]</w:t>
+        <w:t xml:space="preserve">                        df_plot_date = df_plot_filtered[(df_plot_filtered["Measured Date"] &gt;= start_date) &amp;</w:t>
+      </w:r>
+    </w:p>
+    <w:p>
+      <w:r>
+        <w:t xml:space="preserve">                                                        (df_plot_filtered["Measured Date"] &lt;= end_date)]</w:t>
       </w:r>
     </w:p>
     <w:p/>
@@ -2629,13 +2643,7 @@
     </w:p>
     <w:p>
       <w:r>
-        <w:t xml:space="preserve">                fig, ax = plt.subplots(figsize=(10, 4.5))  # slightly taller for readability</w:t>
-      </w:r>
-    </w:p>
-    <w:p/>
-    <w:p>
-      <w:r>
-        <w:t xml:space="preserve">                # Background &amp; grid</w:t>
+        <w:t xml:space="preserve">                fig, ax = plt.subplots(figsize=(10, 4.5))</w:t>
       </w:r>
     </w:p>
     <w:p>
@@ -2651,11 +2659,6 @@
     <w:p/>
     <w:p>
       <w:r>
-        <w:t xml:space="preserve">                # Colors per hole</w:t>
-      </w:r>
-    </w:p>
-    <w:p>
-      <w:r>
         <w:t xml:space="preserve">                hole_colors_dict = {}</w:t>
       </w:r>
     </w:p>
@@ -2666,43 +2669,38 @@
     </w:p>
     <w:p>
       <w:r>
+        <w:t xml:space="preserve">                                  "#F1C40F", "#E67E22", "#1ABC9C", "#8E44AD"]</w:t>
+      </w:r>
+    </w:p>
+    <w:p>
+      <w:r>
+        <w:t xml:space="preserve">                for i, hole in enumerate(selected_holes):</w:t>
+      </w:r>
+    </w:p>
+    <w:p>
+      <w:r>
+        <w:t xml:space="preserve">                    hole_colors_dict[hole] = default_colors[i % len(default_colors)]</w:t>
+      </w:r>
+    </w:p>
+    <w:p/>
+    <w:p>
+      <w:r>
+        <w:t xml:space="preserve">                for i, hole in enumerate(selected_holes):</w:t>
+      </w:r>
+    </w:p>
+    <w:p>
+      <w:r>
+        <w:t xml:space="preserve">                    df_h = df_plot_date[df_plot_date["Hole"] == hole]</w:t>
+      </w:r>
+    </w:p>
+    <w:p>
+      <w:r>
+        <w:t xml:space="preserve">                    if df_h.empty:</w:t>
+      </w:r>
+    </w:p>
+    <w:p>
+      <w:r>
         <w:lastRenderedPageBreak/>
-        <w:t xml:space="preserve">                                  "#F1C40F", "#E67E22", "#1ABC9C", "#8E44AD"]</w:t>
-      </w:r>
-    </w:p>
-    <w:p>
-      <w:r>
-        <w:t xml:space="preserve">                for i, hole in enumerate(selected_holes):</w:t>
-      </w:r>
-    </w:p>
-    <w:p>
-      <w:r>
-        <w:t xml:space="preserve">                    hole_colors_dict[hole] = default_colors[i % len(default_colors)]</w:t>
-      </w:r>
-    </w:p>
-    <w:p/>
-    <w:p>
-      <w:r>
-        <w:t xml:space="preserve">                # Plot each hole</w:t>
-      </w:r>
-    </w:p>
-    <w:p>
-      <w:r>
-        <w:t xml:space="preserve">                for i, hole in enumerate(selected_holes):</w:t>
-      </w:r>
-    </w:p>
-    <w:p>
-      <w:r>
-        <w:t xml:space="preserve">                    df_h = df_plot_date[df_plot_date["Hole"] == hole]</w:t>
-      </w:r>
-    </w:p>
-    <w:p>
-      <w:r>
-        <w:t xml:space="preserve">                    if df_h.empty:</w:t>
-      </w:r>
-    </w:p>
-    <w:p>
-      <w:r>
         <w:t xml:space="preserve">                        continue</w:t>
       </w:r>
     </w:p>
@@ -2720,7 +2718,7 @@
     <w:p/>
     <w:p>
       <w:r>
-        <w:t xml:space="preserve">                    # --- Spec zone shading ---</w:t>
+        <w:t xml:space="preserve">                    # Spec zone shading</w:t>
       </w:r>
     </w:p>
     <w:p>
@@ -2746,7 +2744,7 @@
     <w:p/>
     <w:p>
       <w:r>
-        <w:t xml:space="preserve">                    # --- Plot values &amp; markers ---</w:t>
+        <w:t xml:space="preserve">                    # Plot values &amp; markers</w:t>
       </w:r>
     </w:p>
     <w:p>
@@ -2762,7 +2760,7 @@
     <w:p/>
     <w:p>
       <w:r>
-        <w:t xml:space="preserve">                    # --- Trend line (linear regression) ---</w:t>
+        <w:t xml:space="preserve">                    # Trend line</w:t>
       </w:r>
     </w:p>
     <w:p>
@@ -2788,11 +2786,12 @@
     <w:p/>
     <w:p>
       <w:r>
-        <w:t xml:space="preserve">                    # --- Annotate last value ---</w:t>
-      </w:r>
-    </w:p>
-    <w:p>
-      <w:r>
+        <w:t xml:space="preserve">                    # Annotate last value</w:t>
+      </w:r>
+    </w:p>
+    <w:p>
+      <w:r>
+        <w:lastRenderedPageBreak/>
         <w:t xml:space="preserve">                    ax.text(x_values[-1]+0.1, y_values.iloc[-1], f"{y_values.iloc[-1]:.2f}", </w:t>
       </w:r>
     </w:p>
@@ -2804,7 +2803,7 @@
     <w:p/>
     <w:p>
       <w:r>
-        <w:t xml:space="preserve">                    # --- Nominal/LSL/USL lines ---</w:t>
+        <w:t xml:space="preserve">                    # Nominal/LSL/USL lines</w:t>
       </w:r>
     </w:p>
     <w:p>
@@ -2845,73 +2844,57 @@
     <w:p/>
     <w:p>
       <w:r>
-        <w:t xml:space="preserve">                # Axes labels</w:t>
-      </w:r>
-    </w:p>
-    <w:p>
-      <w:r>
         <w:t xml:space="preserve">                ax.set_xlabel("Measurement Count", fontsize=10, color="#333333")</w:t>
       </w:r>
     </w:p>
     <w:p>
       <w:r>
+        <w:t xml:space="preserve">                ax.set_ylabel("Measurement (mm)", fontsize=10, color="#333333")</w:t>
+      </w:r>
+    </w:p>
+    <w:p>
+      <w:r>
+        <w:t xml:space="preserve">                ax.yaxis.set_major_formatter(plt.FuncFormatter(lambda x, _: f"{x:.2f} mm"))</w:t>
+      </w:r>
+    </w:p>
+    <w:p>
+      <w:r>
+        <w:t xml:space="preserve">                ax.tick_params(colors="#333333", labelsize=9)</w:t>
+      </w:r>
+    </w:p>
+    <w:p>
+      <w:r>
+        <w:t xml:space="preserve">                mach_label = mch if mch != "All" else "All Machines"</w:t>
+      </w:r>
+    </w:p>
+    <w:p>
+      <w:r>
+        <w:t xml:space="preserve">                ch_label = ch if ch != "All" else "All Chambers"</w:t>
+      </w:r>
+    </w:p>
+    <w:p>
+      <w:r>
+        <w:t xml:space="preserve">                ax.set_title(f"Trend — {part_trend} ({feat})\n{mach_label}, {ch_label}", fontsize=13, color="#222222", fontweight="bold")</w:t>
+      </w:r>
+    </w:p>
+    <w:p>
+      <w:r>
+        <w:t xml:space="preserve">                ax.legend(fontsize=9, loc="upper left", framealpha=0.9)</w:t>
+      </w:r>
+    </w:p>
+    <w:p/>
+    <w:p>
+      <w:r>
+        <w:t xml:space="preserve">                plt.tight_layout()</w:t>
+      </w:r>
+    </w:p>
+    <w:p>
+      <w:r>
         <w:lastRenderedPageBreak/>
-        <w:t xml:space="preserve">                ax.set_ylabel("Measurement (mm)", fontsize=10, color="#333333")</w:t>
-      </w:r>
-    </w:p>
-    <w:p>
-      <w:r>
-        <w:t xml:space="preserve">                ax.yaxis.set_major_formatter(plt.FuncFormatter(lambda x, _: f"{x:.2f} mm"))</w:t>
-      </w:r>
-    </w:p>
-    <w:p>
-      <w:r>
-        <w:t xml:space="preserve">                ax.tick_params(colors="#333333", labelsize=9)</w:t>
-      </w:r>
-    </w:p>
-    <w:p/>
-    <w:p>
-      <w:r>
-        <w:t xml:space="preserve">                # Title</w:t>
-      </w:r>
-    </w:p>
-    <w:p>
-      <w:r>
-        <w:t xml:space="preserve">                mach_label = mch if mch != "All" else "All Machines"</w:t>
-      </w:r>
-    </w:p>
-    <w:p>
-      <w:r>
-        <w:t xml:space="preserve">                ch_label = ch if ch != "All" else "All Chambers"</w:t>
-      </w:r>
-    </w:p>
-    <w:p>
-      <w:r>
-        <w:t xml:space="preserve">                ax.set_title(f"Trend — {part_trend} ({feat})\n{mach_label}, {ch_label}", fontsize=13, color="#222222", fontweight="bold")</w:t>
-      </w:r>
-    </w:p>
-    <w:p/>
-    <w:p>
-      <w:r>
-        <w:t xml:space="preserve">                # Legend</w:t>
-      </w:r>
-    </w:p>
-    <w:p>
-      <w:r>
-        <w:t xml:space="preserve">                ax.legend(fontsize=9, loc="upper left", framealpha=0.9)</w:t>
-      </w:r>
-    </w:p>
-    <w:p/>
-    <w:p>
-      <w:r>
-        <w:t xml:space="preserve">                plt.tight_layout()</w:t>
-      </w:r>
-    </w:p>
-    <w:p>
-      <w:r>
         <w:t xml:space="preserve">                st.pyplot(fig)</w:t>
       </w:r>
     </w:p>
+    <w:p/>
     <w:p/>
     <w:p/>
     <w:p>
@@ -2966,103 +2949,103 @@
     </w:p>
     <w:p>
       <w:r>
+        <w:t xml:space="preserve">                )</w:t>
+      </w:r>
+    </w:p>
+    <w:p/>
+    <w:p/>
+    <w:p>
+      <w:r>
+        <w:t xml:space="preserve">                # ------------------ Trend Analysis UI (Multi-hole with specs) ------------------</w:t>
+      </w:r>
+    </w:p>
+    <w:p>
+      <w:r>
+        <w:t xml:space="preserve">                st.markdown(</w:t>
+      </w:r>
+    </w:p>
+    <w:p>
+      <w:r>
+        <w:t xml:space="preserve">                    """</w:t>
+      </w:r>
+    </w:p>
+    <w:p>
+      <w:r>
+        <w:t xml:space="preserve">                    &lt;style&gt;</w:t>
+      </w:r>
+    </w:p>
+    <w:p>
+      <w:r>
+        <w:t xml:space="preserve">                    .status-green { color: #28a745; font-weight:700; }</w:t>
+      </w:r>
+    </w:p>
+    <w:p>
+      <w:r>
+        <w:t xml:space="preserve">                    .status-green2 { color: #2ecc71; font-weight:700; }</w:t>
+      </w:r>
+    </w:p>
+    <w:p>
+      <w:r>
+        <w:t xml:space="preserve">                    .status-yellow { color: #f1c40f; font-weight:700; }</w:t>
+      </w:r>
+    </w:p>
+    <w:p>
+      <w:r>
+        <w:t xml:space="preserve">                    .status-red { color: #e74c3c; font-weight:700; }</w:t>
+      </w:r>
+    </w:p>
+    <w:p>
+      <w:r>
+        <w:t xml:space="preserve">                    .analysis-box { background:#f2f2f2; padding:12px; border-radius:8px; margin-bottom:10px; color:#000000; }</w:t>
+      </w:r>
+    </w:p>
+    <w:p>
+      <w:r>
         <w:lastRenderedPageBreak/>
+        <w:t xml:space="preserve">                    .analysis-title { font-weight:800; font-size:1.02rem; }</w:t>
+      </w:r>
+    </w:p>
+    <w:p>
+      <w:r>
+        <w:t xml:space="preserve">                    .last-val-badge { font-weight:800; padding:4px 8px; border-radius:6px; color:#fff; }</w:t>
+      </w:r>
+    </w:p>
+    <w:p>
+      <w:r>
+        <w:t xml:space="preserve">                    .last-val-green { background-color:#28a745; }</w:t>
+      </w:r>
+    </w:p>
+    <w:p>
+      <w:r>
+        <w:t xml:space="preserve">                    .last-val-yellow { background-color:#f1c40f; color:#000; }</w:t>
+      </w:r>
+    </w:p>
+    <w:p>
+      <w:r>
+        <w:t xml:space="preserve">                    .last-val-red { background-color:#e74c3c; }</w:t>
+      </w:r>
+    </w:p>
+    <w:p>
+      <w:r>
+        <w:t xml:space="preserve">                    &lt;/style&gt;</w:t>
+      </w:r>
+    </w:p>
+    <w:p>
+      <w:r>
+        <w:t xml:space="preserve">                    """,</w:t>
+      </w:r>
+    </w:p>
+    <w:p>
+      <w:r>
+        <w:t xml:space="preserve">                    unsafe_allow_html=True,</w:t>
+      </w:r>
+    </w:p>
+    <w:p>
+      <w:r>
         <w:t xml:space="preserve">                )</w:t>
       </w:r>
     </w:p>
     <w:p/>
-    <w:p/>
-    <w:p>
-      <w:r>
-        <w:t xml:space="preserve">                # ------------------ Trend Analysis UI (Multi-hole with specs) ------------------</w:t>
-      </w:r>
-    </w:p>
-    <w:p>
-      <w:r>
-        <w:t xml:space="preserve">                st.markdown(</w:t>
-      </w:r>
-    </w:p>
-    <w:p>
-      <w:r>
-        <w:t xml:space="preserve">                    """</w:t>
-      </w:r>
-    </w:p>
-    <w:p>
-      <w:r>
-        <w:t xml:space="preserve">                    &lt;style&gt;</w:t>
-      </w:r>
-    </w:p>
-    <w:p>
-      <w:r>
-        <w:t xml:space="preserve">                    .status-green { color: #28a745; font-weight:700; }</w:t>
-      </w:r>
-    </w:p>
-    <w:p>
-      <w:r>
-        <w:t xml:space="preserve">                    .status-green2 { color: #2ecc71; font-weight:700; }</w:t>
-      </w:r>
-    </w:p>
-    <w:p>
-      <w:r>
-        <w:t xml:space="preserve">                    .status-yellow { color: #f1c40f; font-weight:700; }</w:t>
-      </w:r>
-    </w:p>
-    <w:p>
-      <w:r>
-        <w:t xml:space="preserve">                    .status-red { color: #e74c3c; font-weight:700; }</w:t>
-      </w:r>
-    </w:p>
-    <w:p>
-      <w:r>
-        <w:t xml:space="preserve">                    .analysis-box { background:#f2f2f2; padding:12px; border-radius:8px; margin-bottom:10px; color:#000000; }</w:t>
-      </w:r>
-    </w:p>
-    <w:p>
-      <w:r>
-        <w:t xml:space="preserve">                    .analysis-title { font-weight:800; font-size:1.02rem; }</w:t>
-      </w:r>
-    </w:p>
-    <w:p>
-      <w:r>
-        <w:t xml:space="preserve">                    .last-val-badge { font-weight:800; padding:4px 8px; border-radius:6px; color:#fff; }</w:t>
-      </w:r>
-    </w:p>
-    <w:p>
-      <w:r>
-        <w:t xml:space="preserve">                    .last-val-green { background-color:#28a745; }</w:t>
-      </w:r>
-    </w:p>
-    <w:p>
-      <w:r>
-        <w:t xml:space="preserve">                    .last-val-yellow { background-color:#f1c40f; color:#000; }</w:t>
-      </w:r>
-    </w:p>
-    <w:p>
-      <w:r>
-        <w:t xml:space="preserve">                    .last-val-red { background-color:#e74c3c; }</w:t>
-      </w:r>
-    </w:p>
-    <w:p>
-      <w:r>
-        <w:t xml:space="preserve">                    &lt;/style&gt;</w:t>
-      </w:r>
-    </w:p>
-    <w:p>
-      <w:r>
-        <w:t xml:space="preserve">                    """,</w:t>
-      </w:r>
-    </w:p>
-    <w:p>
-      <w:r>
-        <w:t xml:space="preserve">                    unsafe_allow_html=True,</w:t>
-      </w:r>
-    </w:p>
-    <w:p>
-      <w:r>
-        <w:t xml:space="preserve">                )</w:t>
-      </w:r>
-    </w:p>
-    <w:p/>
     <w:p>
       <w:r>
         <w:t xml:space="preserve">                col_an1, col_an2 = st.columns([3, 1])</w:t>
@@ -3080,59 +3063,59 @@
     </w:p>
     <w:p>
       <w:r>
+        <w:t xml:space="preserve">                with col_an2:</w:t>
+      </w:r>
+    </w:p>
+    <w:p>
+      <w:r>
+        <w:t xml:space="preserve">                    analyze_btn = st.button("Analyze Trend", key=f"analyze_{part_trend}_{feat}")</w:t>
+      </w:r>
+    </w:p>
+    <w:p/>
+    <w:p>
+      <w:r>
+        <w:t xml:space="preserve">                # Initialize cache</w:t>
+      </w:r>
+    </w:p>
+    <w:p>
+      <w:r>
+        <w:t xml:space="preserve">                if "analysis_cache" not in st.session_state:</w:t>
+      </w:r>
+    </w:p>
+    <w:p>
+      <w:r>
+        <w:t xml:space="preserve">                    st.session_state["analysis_cache"] = {}</w:t>
+      </w:r>
+    </w:p>
+    <w:p/>
+    <w:p>
+      <w:r>
+        <w:t xml:space="preserve">                def compute_trend_analysis(df_in):</w:t>
+      </w:r>
+    </w:p>
+    <w:p>
+      <w:r>
+        <w:t xml:space="preserve">                    result = {</w:t>
+      </w:r>
+    </w:p>
+    <w:p>
+      <w:r>
+        <w:t xml:space="preserve">                        "slope": 0.0, "r2": 0.0, "delta": 0.0,</w:t>
+      </w:r>
+    </w:p>
+    <w:p>
+      <w:r>
+        <w:t xml:space="preserve">                        "trend_status": ("Stable", "status-green"),</w:t>
+      </w:r>
+    </w:p>
+    <w:p>
+      <w:r>
+        <w:t xml:space="preserve">                        "prox_status": None, "nominal": None,</w:t>
+      </w:r>
+    </w:p>
+    <w:p>
+      <w:r>
         <w:lastRenderedPageBreak/>
-        <w:t xml:space="preserve">                with col_an2:</w:t>
-      </w:r>
-    </w:p>
-    <w:p>
-      <w:r>
-        <w:t xml:space="preserve">                    analyze_btn = st.button("Analyze Trend", key=f"analyze_{part_trend}_{feat}")</w:t>
-      </w:r>
-    </w:p>
-    <w:p/>
-    <w:p>
-      <w:r>
-        <w:t xml:space="preserve">                # Initialize cache</w:t>
-      </w:r>
-    </w:p>
-    <w:p>
-      <w:r>
-        <w:t xml:space="preserve">                if "analysis_cache" not in st.session_state:</w:t>
-      </w:r>
-    </w:p>
-    <w:p>
-      <w:r>
-        <w:t xml:space="preserve">                    st.session_state["analysis_cache"] = {}</w:t>
-      </w:r>
-    </w:p>
-    <w:p/>
-    <w:p>
-      <w:r>
-        <w:t xml:space="preserve">                def compute_trend_analysis(df_in):</w:t>
-      </w:r>
-    </w:p>
-    <w:p>
-      <w:r>
-        <w:t xml:space="preserve">                    result = {</w:t>
-      </w:r>
-    </w:p>
-    <w:p>
-      <w:r>
-        <w:t xml:space="preserve">                        "slope": 0.0, "r2": 0.0, "delta": 0.0,</w:t>
-      </w:r>
-    </w:p>
-    <w:p>
-      <w:r>
-        <w:t xml:space="preserve">                        "trend_status": ("Stable", "status-green"),</w:t>
-      </w:r>
-    </w:p>
-    <w:p>
-      <w:r>
-        <w:t xml:space="preserve">                        "prox_status": None, "nominal": None,</w:t>
-      </w:r>
-    </w:p>
-    <w:p>
-      <w:r>
         <w:t xml:space="preserve">                        "lsl": None, "usl": None, "last_val": None,</w:t>
       </w:r>
     </w:p>
@@ -3191,59 +3174,59 @@
     </w:p>
     <w:p>
       <w:r>
+        <w:t xml:space="preserve">                        yhat = np.polyval(p, x)</w:t>
+      </w:r>
+    </w:p>
+    <w:p>
+      <w:r>
+        <w:t xml:space="preserve">                        denom = np.sum((y - np.mean(y)) ** 2)</w:t>
+      </w:r>
+    </w:p>
+    <w:p>
+      <w:r>
+        <w:t xml:space="preserve">                        r2 = 1 - np.sum((y - yhat) ** 2) / denom if denom != 0 else 1.0</w:t>
+      </w:r>
+    </w:p>
+    <w:p>
+      <w:r>
+        <w:t xml:space="preserve">                    else:</w:t>
+      </w:r>
+    </w:p>
+    <w:p>
+      <w:r>
+        <w:t xml:space="preserve">                        slope = 0.0; intercept = float(y[0]); r2 = 0.0</w:t>
+      </w:r>
+    </w:p>
+    <w:p/>
+    <w:p>
+      <w:r>
+        <w:t xml:space="preserve">                    delta = float(y[-1] - y[0])</w:t>
+      </w:r>
+    </w:p>
+    <w:p>
+      <w:r>
+        <w:t xml:space="preserve">                    abs_slope = abs(slope)</w:t>
+      </w:r>
+    </w:p>
+    <w:p>
+      <w:r>
+        <w:t xml:space="preserve">                    if abs_slope &lt; 0.01: trend_status = ("Stable", "status-green")</w:t>
+      </w:r>
+    </w:p>
+    <w:p>
+      <w:r>
+        <w:t xml:space="preserve">                    elif abs_slope &lt; 0.1: trend_status = ("Drifting", "status-yellow")</w:t>
+      </w:r>
+    </w:p>
+    <w:p>
+      <w:r>
+        <w:t xml:space="preserve">                    else: trend_status = ("Rapid change", "status-red")</w:t>
+      </w:r>
+    </w:p>
+    <w:p/>
+    <w:p>
+      <w:r>
         <w:lastRenderedPageBreak/>
-        <w:t xml:space="preserve">                        yhat = np.polyval(p, x)</w:t>
-      </w:r>
-    </w:p>
-    <w:p>
-      <w:r>
-        <w:t xml:space="preserve">                        denom = np.sum((y - np.mean(y)) ** 2)</w:t>
-      </w:r>
-    </w:p>
-    <w:p>
-      <w:r>
-        <w:t xml:space="preserve">                        r2 = 1 - np.sum((y - yhat) ** 2) / denom if denom != 0 else 1.0</w:t>
-      </w:r>
-    </w:p>
-    <w:p>
-      <w:r>
-        <w:t xml:space="preserve">                    else:</w:t>
-      </w:r>
-    </w:p>
-    <w:p>
-      <w:r>
-        <w:t xml:space="preserve">                        slope = 0.0; intercept = float(y[0]); r2 = 0.0</w:t>
-      </w:r>
-    </w:p>
-    <w:p/>
-    <w:p>
-      <w:r>
-        <w:t xml:space="preserve">                    delta = float(y[-1] - y[0])</w:t>
-      </w:r>
-    </w:p>
-    <w:p>
-      <w:r>
-        <w:t xml:space="preserve">                    abs_slope = abs(slope)</w:t>
-      </w:r>
-    </w:p>
-    <w:p>
-      <w:r>
-        <w:t xml:space="preserve">                    if abs_slope &lt; 0.01: trend_status = ("Stable", "status-green")</w:t>
-      </w:r>
-    </w:p>
-    <w:p>
-      <w:r>
-        <w:t xml:space="preserve">                    elif abs_slope &lt; 0.1: trend_status = ("Drifting", "status-yellow")</w:t>
-      </w:r>
-    </w:p>
-    <w:p>
-      <w:r>
-        <w:t xml:space="preserve">                    else: trend_status = ("Rapid change", "status-red")</w:t>
-      </w:r>
-    </w:p>
-    <w:p/>
-    <w:p>
-      <w:r>
         <w:t xml:space="preserve">                    # Nominal/LSL/USL</w:t>
       </w:r>
     </w:p>
@@ -3295,58 +3278,58 @@
     </w:p>
     <w:p>
       <w:r>
+        <w:t xml:space="preserve">                            span = usl - lsl if (usl - lsl) != 0 else 1.0</w:t>
+      </w:r>
+    </w:p>
+    <w:p>
+      <w:r>
+        <w:t xml:space="preserve">                            dist_to_nearest = min(abs(last_val - lsl), abs(usl - last_val))</w:t>
+      </w:r>
+    </w:p>
+    <w:p>
+      <w:r>
+        <w:t xml:space="preserve">                            proximity = dist_to_nearest / span</w:t>
+      </w:r>
+    </w:p>
+    <w:p>
+      <w:r>
+        <w:t xml:space="preserve">                            if proximity &lt; 0.10:</w:t>
+      </w:r>
+    </w:p>
+    <w:p>
+      <w:r>
+        <w:t xml:space="preserve">                                prox_status = ("Near limit", "status-yellow", f"Last value {last_val:.4f} within 10% of limit")</w:t>
+      </w:r>
+    </w:p>
+    <w:p>
+      <w:r>
+        <w:t xml:space="preserve">                            else:</w:t>
+      </w:r>
+    </w:p>
+    <w:p>
+      <w:r>
+        <w:t xml:space="preserve">                                prox_status = ("Within spec", "status-green2", f"Last value {last_val:.4f} comfortably within spec")</w:t>
+      </w:r>
+    </w:p>
+    <w:p/>
+    <w:p>
+      <w:r>
+        <w:t xml:space="preserve">                    return {</w:t>
+      </w:r>
+    </w:p>
+    <w:p>
+      <w:r>
+        <w:t xml:space="preserve">                        "slope": slope, "r2": r2, "delta": delta,</w:t>
+      </w:r>
+    </w:p>
+    <w:p>
+      <w:r>
+        <w:t xml:space="preserve">                        "trend_status": trend_status, "prox_status": prox_status,</w:t>
+      </w:r>
+    </w:p>
+    <w:p>
+      <w:r>
         <w:lastRenderedPageBreak/>
-        <w:t xml:space="preserve">                            span = usl - lsl if (usl - lsl) != 0 else 1.0</w:t>
-      </w:r>
-    </w:p>
-    <w:p>
-      <w:r>
-        <w:t xml:space="preserve">                            dist_to_nearest = min(abs(last_val - lsl), abs(usl - last_val))</w:t>
-      </w:r>
-    </w:p>
-    <w:p>
-      <w:r>
-        <w:t xml:space="preserve">                            proximity = dist_to_nearest / span</w:t>
-      </w:r>
-    </w:p>
-    <w:p>
-      <w:r>
-        <w:t xml:space="preserve">                            if proximity &lt; 0.10:</w:t>
-      </w:r>
-    </w:p>
-    <w:p>
-      <w:r>
-        <w:t xml:space="preserve">                                prox_status = ("Near limit", "status-yellow", f"Last value {last_val:.4f} within 10% of limit")</w:t>
-      </w:r>
-    </w:p>
-    <w:p>
-      <w:r>
-        <w:t xml:space="preserve">                            else:</w:t>
-      </w:r>
-    </w:p>
-    <w:p>
-      <w:r>
-        <w:t xml:space="preserve">                                prox_status = ("Within spec", "status-green2", f"Last value {last_val:.4f} comfortably within spec")</w:t>
-      </w:r>
-    </w:p>
-    <w:p/>
-    <w:p>
-      <w:r>
-        <w:t xml:space="preserve">                    return {</w:t>
-      </w:r>
-    </w:p>
-    <w:p>
-      <w:r>
-        <w:t xml:space="preserve">                        "slope": slope, "r2": r2, "delta": delta,</w:t>
-      </w:r>
-    </w:p>
-    <w:p>
-      <w:r>
-        <w:t xml:space="preserve">                        "trend_status": trend_status, "prox_status": prox_status,</w:t>
-      </w:r>
-    </w:p>
-    <w:p>
-      <w:r>
         <w:t xml:space="preserve">                        "nominal": nominal, "lsl": lsl, "usl": usl,</w:t>
       </w:r>
     </w:p>
@@ -3409,63 +3392,63 @@
     </w:p>
     <w:p>
       <w:r>
+        <w:t xml:space="preserve">                        except Exception as e:</w:t>
+      </w:r>
+    </w:p>
+    <w:p>
+      <w:r>
+        <w:t xml:space="preserve">                            st.error(f"Analysis failed for {hole}: {e}")</w:t>
+      </w:r>
+    </w:p>
+    <w:p>
+      <w:r>
+        <w:t xml:space="preserve">                            result = None</w:t>
+      </w:r>
+    </w:p>
+    <w:p>
+      <w:r>
+        <w:t xml:space="preserve">                    elif cache_key in st.session_state["analysis_cache"]:</w:t>
+      </w:r>
+    </w:p>
+    <w:p>
+      <w:r>
+        <w:t xml:space="preserve">                        result = st.session_state["analysis_cache"][cache_key]</w:t>
+      </w:r>
+    </w:p>
+    <w:p/>
+    <w:p>
+      <w:r>
+        <w:t xml:space="preserve">                    if result:</w:t>
+      </w:r>
+    </w:p>
+    <w:p>
+      <w:r>
+        <w:t xml:space="preserve">                        trend_label, trend_css = result["trend_status"]</w:t>
+      </w:r>
+    </w:p>
+    <w:p>
+      <w:r>
+        <w:t xml:space="preserve">                        prox = result.get("prox_status")</w:t>
+      </w:r>
+    </w:p>
+    <w:p>
+      <w:r>
+        <w:t xml:space="preserve">                        summary_css = prox[1] if prox else trend_css</w:t>
+      </w:r>
+    </w:p>
+    <w:p>
+      <w:r>
+        <w:t xml:space="preserve">                        last_val = result.get("last_val")</w:t>
+      </w:r>
+    </w:p>
+    <w:p>
+      <w:r>
+        <w:t xml:space="preserve">                        last_badge_class = "last-val-green"</w:t>
+      </w:r>
+    </w:p>
+    <w:p>
+      <w:r>
         <w:lastRenderedPageBreak/>
-        <w:t xml:space="preserve">                        except Exception as e:</w:t>
-      </w:r>
-    </w:p>
-    <w:p>
-      <w:r>
-        <w:t xml:space="preserve">                            st.error(f"Analysis failed for {hole}: {e}")</w:t>
-      </w:r>
-    </w:p>
-    <w:p>
-      <w:r>
-        <w:t xml:space="preserve">                            result = None</w:t>
-      </w:r>
-    </w:p>
-    <w:p>
-      <w:r>
-        <w:t xml:space="preserve">                    elif cache_key in st.session_state["analysis_cache"]:</w:t>
-      </w:r>
-    </w:p>
-    <w:p>
-      <w:r>
-        <w:t xml:space="preserve">                        result = st.session_state["analysis_cache"][cache_key]</w:t>
-      </w:r>
-    </w:p>
-    <w:p/>
-    <w:p>
-      <w:r>
-        <w:t xml:space="preserve">                    if result:</w:t>
-      </w:r>
-    </w:p>
-    <w:p>
-      <w:r>
-        <w:t xml:space="preserve">                        trend_label, trend_css = result["trend_status"]</w:t>
-      </w:r>
-    </w:p>
-    <w:p>
-      <w:r>
-        <w:t xml:space="preserve">                        prox = result.get("prox_status")</w:t>
-      </w:r>
-    </w:p>
-    <w:p>
-      <w:r>
-        <w:t xml:space="preserve">                        summary_css = prox[1] if prox else trend_css</w:t>
-      </w:r>
-    </w:p>
-    <w:p>
-      <w:r>
-        <w:t xml:space="preserve">                        last_val = result.get("last_val")</w:t>
-      </w:r>
-    </w:p>
-    <w:p>
-      <w:r>
-        <w:t xml:space="preserve">                        last_badge_class = "last-val-green"</w:t>
-      </w:r>
-    </w:p>
-    <w:p>
-      <w:r>
         <w:t xml:space="preserve">                        if prox:</w:t>
       </w:r>
     </w:p>
@@ -3527,59 +3510,59 @@
     </w:p>
     <w:p>
       <w:r>
+        <w:t xml:space="preserve">                            f"&lt;b&gt;USL:&lt;/b&gt; {result.get('usl','N/A')}"</w:t>
+      </w:r>
+    </w:p>
+    <w:p>
+      <w:r>
+        <w:t xml:space="preserve">                            f"&lt;/div&gt;"</w:t>
+      </w:r>
+    </w:p>
+    <w:p>
+      <w:r>
+        <w:t xml:space="preserve">                            f"&lt;span class='last-val-badge {last_badge_class}'&gt;Last: {last_val:.4f}&lt;/span&gt;"</w:t>
+      </w:r>
+    </w:p>
+    <w:p>
+      <w:r>
+        <w:t xml:space="preserve">                        )</w:t>
+      </w:r>
+    </w:p>
+    <w:p/>
+    <w:p>
+      <w:r>
+        <w:t xml:space="preserve">                        if prox:</w:t>
+      </w:r>
+    </w:p>
+    <w:p>
+      <w:r>
+        <w:t xml:space="preserve">                            summary_html += (</w:t>
+      </w:r>
+    </w:p>
+    <w:p>
+      <w:r>
+        <w:t xml:space="preserve">                                f"&lt;div style='margin-top:4px;'&gt;"</w:t>
+      </w:r>
+    </w:p>
+    <w:p>
+      <w:r>
+        <w:t xml:space="preserve">                                f"&lt;b&gt;Spec Check:&lt;/b&gt; &lt;span class='{prox[1]}'&gt;{prox[0]}&lt;/span&gt;&lt;br&gt;"</w:t>
+      </w:r>
+    </w:p>
+    <w:p>
+      <w:r>
+        <w:t xml:space="preserve">                                f"&lt;i&gt;{prox[2]}&lt;/i&gt;&lt;/div&gt;"</w:t>
+      </w:r>
+    </w:p>
+    <w:p>
+      <w:r>
+        <w:t xml:space="preserve">                            )</w:t>
+      </w:r>
+    </w:p>
+    <w:p/>
+    <w:p>
+      <w:r>
         <w:lastRenderedPageBreak/>
-        <w:t xml:space="preserve">                            f"&lt;b&gt;USL:&lt;/b&gt; {result.get('usl','N/A')}"</w:t>
-      </w:r>
-    </w:p>
-    <w:p>
-      <w:r>
-        <w:t xml:space="preserve">                            f"&lt;/div&gt;"</w:t>
-      </w:r>
-    </w:p>
-    <w:p>
-      <w:r>
-        <w:t xml:space="preserve">                            f"&lt;span class='last-val-badge {last_badge_class}'&gt;Last: {last_val:.4f}&lt;/span&gt;"</w:t>
-      </w:r>
-    </w:p>
-    <w:p>
-      <w:r>
-        <w:t xml:space="preserve">                        )</w:t>
-      </w:r>
-    </w:p>
-    <w:p/>
-    <w:p>
-      <w:r>
-        <w:t xml:space="preserve">                        if prox:</w:t>
-      </w:r>
-    </w:p>
-    <w:p>
-      <w:r>
-        <w:t xml:space="preserve">                            summary_html += (</w:t>
-      </w:r>
-    </w:p>
-    <w:p>
-      <w:r>
-        <w:t xml:space="preserve">                                f"&lt;div style='margin-top:4px;'&gt;"</w:t>
-      </w:r>
-    </w:p>
-    <w:p>
-      <w:r>
-        <w:t xml:space="preserve">                                f"&lt;b&gt;Spec Check:&lt;/b&gt; &lt;span class='{prox[1]}'&gt;{prox[0]}&lt;/span&gt;&lt;br&gt;"</w:t>
-      </w:r>
-    </w:p>
-    <w:p>
-      <w:r>
-        <w:t xml:space="preserve">                                f"&lt;i&gt;{prox[2]}&lt;/i&gt;&lt;/div&gt;"</w:t>
-      </w:r>
-    </w:p>
-    <w:p>
-      <w:r>
-        <w:t xml:space="preserve">                            )</w:t>
-      </w:r>
-    </w:p>
-    <w:p/>
-    <w:p>
-      <w:r>
         <w:t xml:space="preserve">                        summary_html += "&lt;/div&gt;"</w:t>
       </w:r>
     </w:p>
@@ -3661,7 +3644,6 @@
     </w:p>
     <w:p>
       <w:r>
-        <w:lastRenderedPageBreak/>
         <w:t xml:space="preserve">            - Near zero → stable</w:t>
       </w:r>
     </w:p>
@@ -3727,6 +3709,7 @@
     </w:p>
     <w:p>
       <w:r>
+        <w:lastRenderedPageBreak/>
         <w:t xml:space="preserve">            - Shows overall shift regardless of slope</w:t>
       </w:r>
     </w:p>
@@ -3821,7 +3804,6 @@
     </w:p>
     <w:p>
       <w:r>
-        <w:lastRenderedPageBreak/>
         <w:t xml:space="preserve">            - </w:t>
       </w:r>
       <w:r>
@@ -3880,7 +3862,7 @@
     </w:p>
     <w:p>
       <w:r>
-        <w:t xml:space="preserve">    from openpyxl import Workbook</w:t>
+        <w:t xml:space="preserve">    from openpyxl import Workbook, load_workbook</w:t>
       </w:r>
     </w:p>
     <w:p>
@@ -3895,6 +3877,7 @@
     </w:p>
     <w:p>
       <w:r>
+        <w:lastRenderedPageBreak/>
         <w:t xml:space="preserve">    from matplotlib.patches import Rectangle</w:t>
       </w:r>
     </w:p>
@@ -3908,6 +3891,16 @@
         <w:t xml:space="preserve">    import numpy as np</w:t>
       </w:r>
     </w:p>
+    <w:p>
+      <w:r>
+        <w:t xml:space="preserve">    import openpyxl</w:t>
+      </w:r>
+    </w:p>
+    <w:p>
+      <w:r>
+        <w:t xml:space="preserve">    from openpyxl.utils import get_column_letter</w:t>
+      </w:r>
+    </w:p>
     <w:p/>
     <w:p>
       <w:r>
@@ -3917,6 +3910,151 @@
     <w:p/>
     <w:p>
       <w:r>
+        <w:t xml:space="preserve">    # ------------------ AUTO ADJUST COLUMNS FUNCTION ------------------</w:t>
+      </w:r>
+    </w:p>
+    <w:p>
+      <w:r>
+        <w:t xml:space="preserve">    def auto_adjust_columns_excel(wb, sheet_names):</w:t>
+      </w:r>
+    </w:p>
+    <w:p>
+      <w:r>
+        <w:t xml:space="preserve">        """</w:t>
+      </w:r>
+    </w:p>
+    <w:p>
+      <w:r>
+        <w:t xml:space="preserve">        Adjust column widths for given sheets in an openpyxl workbook</w:t>
+      </w:r>
+    </w:p>
+    <w:p>
+      <w:r>
+        <w:t xml:space="preserve">        """</w:t>
+      </w:r>
+    </w:p>
+    <w:p>
+      <w:r>
+        <w:t xml:space="preserve">        for sheet_name in sheet_names:</w:t>
+      </w:r>
+    </w:p>
+    <w:p>
+      <w:r>
+        <w:t xml:space="preserve">            if sheet_name not in wb.sheetnames:</w:t>
+      </w:r>
+    </w:p>
+    <w:p>
+      <w:r>
+        <w:t xml:space="preserve">                continue</w:t>
+      </w:r>
+    </w:p>
+    <w:p>
+      <w:r>
+        <w:t xml:space="preserve">            sheet = wb[sheet_name]</w:t>
+      </w:r>
+    </w:p>
+    <w:p/>
+    <w:p>
+      <w:r>
+        <w:t xml:space="preserve">            for i, col_cells in enumerate(sheet.iter_cols(1, sheet.max_column), start=1):</w:t>
+      </w:r>
+    </w:p>
+    <w:p>
+      <w:r>
+        <w:t xml:space="preserve">                col_letter = get_column_letter(i)</w:t>
+      </w:r>
+    </w:p>
+    <w:p>
+      <w:r>
+        <w:t xml:space="preserve">                max_length = 0</w:t>
+      </w:r>
+    </w:p>
+    <w:p>
+      <w:r>
+        <w:t xml:space="preserve">                for cell in col_cells:</w:t>
+      </w:r>
+    </w:p>
+    <w:p>
+      <w:r>
+        <w:t xml:space="preserve">                    if cell.value is None:</w:t>
+      </w:r>
+    </w:p>
+    <w:p>
+      <w:r>
+        <w:t xml:space="preserve">                        continue</w:t>
+      </w:r>
+    </w:p>
+    <w:p>
+      <w:r>
+        <w:t xml:space="preserve">                    cell_len = len(str(cell.value))</w:t>
+      </w:r>
+    </w:p>
+    <w:p>
+      <w:r>
+        <w:t xml:space="preserve">                    if cell_len &gt; max_length:</w:t>
+      </w:r>
+    </w:p>
+    <w:p>
+      <w:r>
+        <w:lastRenderedPageBreak/>
+        <w:t xml:space="preserve">                        max_length = cell_len</w:t>
+      </w:r>
+    </w:p>
+    <w:p/>
+    <w:p>
+      <w:r>
+        <w:t xml:space="preserve">                # Special adjustments for known long columns</w:t>
+      </w:r>
+    </w:p>
+    <w:p>
+      <w:r>
+        <w:t xml:space="preserve">                header = sheet.cell(row=1, column=i).value</w:t>
+      </w:r>
+    </w:p>
+    <w:p>
+      <w:r>
+        <w:t xml:space="preserve">                if header in ["Notes", "Image Path", "Batch Cleaning"]:</w:t>
+      </w:r>
+    </w:p>
+    <w:p>
+      <w:r>
+        <w:t xml:space="preserve">                    adjusted_width = max(25, max_length + 2)  # long text</w:t>
+      </w:r>
+    </w:p>
+    <w:p>
+      <w:r>
+        <w:t xml:space="preserve">                elif header in ["Measured Date", "Part In/Out", "Machine", "Part Type", "Chamber", "Hole", "Feature", "Status"]:</w:t>
+      </w:r>
+    </w:p>
+    <w:p>
+      <w:r>
+        <w:t xml:space="preserve">                    adjusted_width = max(12, max_length + 2)</w:t>
+      </w:r>
+    </w:p>
+    <w:p>
+      <w:r>
+        <w:t xml:space="preserve">                else:</w:t>
+      </w:r>
+    </w:p>
+    <w:p>
+      <w:r>
+        <w:t xml:space="preserve">                    adjusted_width = max(15, max_length + 2)</w:t>
+      </w:r>
+    </w:p>
+    <w:p/>
+    <w:p>
+      <w:r>
+        <w:t xml:space="preserve">                sheet.column_dimensions[col_letter].width = min(adjusted_width, 50)  # cap max width</w:t>
+      </w:r>
+    </w:p>
+    <w:p/>
+    <w:p>
+      <w:r>
+        <w:t xml:space="preserve">    # ---------------- Update Trend Charts Button ----------------</w:t>
+      </w:r>
+    </w:p>
+    <w:p>
+      <w:r>
         <w:t xml:space="preserve">    if st.button("Update Trend Charts"):</w:t>
       </w:r>
     </w:p>
@@ -3958,13 +4096,13 @@
     <w:p/>
     <w:p>
       <w:r>
+        <w:t xml:space="preserve">                parts = ["Mixing Block", "Gas/Water Block"]</w:t>
+      </w:r>
+    </w:p>
+    <w:p/>
+    <w:p>
+      <w:r>
         <w:lastRenderedPageBreak/>
-        <w:t xml:space="preserve">                parts = ["Mixing Block", "Gas/Water Block"]</w:t>
-      </w:r>
-    </w:p>
-    <w:p/>
-    <w:p>
-      <w:r>
         <w:t xml:space="preserve">                for part in parts:</w:t>
       </w:r>
     </w:p>
@@ -4060,17 +4198,17 @@
     <w:p/>
     <w:p>
       <w:r>
+        <w:t xml:space="preserve">                        holes = sorted(df_filtered["Hole"].dropna().unique().tolist(), key=safe_hole_sort_key)</w:t>
+      </w:r>
+    </w:p>
+    <w:p>
+      <w:r>
+        <w:t xml:space="preserve">                        default_colors = ["#1F77B4", "#FF5733", "#33FF57", "#9B59B6",</w:t>
+      </w:r>
+    </w:p>
+    <w:p>
+      <w:r>
         <w:lastRenderedPageBreak/>
-        <w:t xml:space="preserve">                        holes = sorted(df_filtered["Hole"].dropna().unique().tolist(), key=safe_hole_sort_key)</w:t>
-      </w:r>
-    </w:p>
-    <w:p>
-      <w:r>
-        <w:t xml:space="preserve">                        default_colors = ["#1F77B4", "#FF5733", "#33FF57", "#9B59B6",</w:t>
-      </w:r>
-    </w:p>
-    <w:p>
-      <w:r>
         <w:t xml:space="preserve">                                          "#F1C40F", "#E67E22", "#1ABC9C", "#8E44AD"]</w:t>
       </w:r>
     </w:p>
@@ -4159,17 +4297,17 @@
     </w:p>
     <w:p>
       <w:r>
+        <w:t xml:space="preserve">                                                lsl = float(dfp["LSL"].iloc[r_i - current_row - 1]) if "LSL" in dfp.columns else None</w:t>
+      </w:r>
+    </w:p>
+    <w:p>
+      <w:r>
+        <w:t xml:space="preserve">                                                usl = float(dfp["USL"].iloc[r_i - current_row - 1]) if "USL" in dfp.columns else None</w:t>
+      </w:r>
+    </w:p>
+    <w:p>
+      <w:r>
         <w:lastRenderedPageBreak/>
-        <w:t xml:space="preserve">                                                lsl = float(dfp["LSL"].iloc[r_i - current_row - 1]) if "LSL" in dfp.columns else None</w:t>
-      </w:r>
-    </w:p>
-    <w:p>
-      <w:r>
-        <w:t xml:space="preserve">                                                usl = float(dfp["USL"].iloc[r_i - current_row - 1]) if "USL" in dfp.columns else None</w:t>
-      </w:r>
-    </w:p>
-    <w:p>
-      <w:r>
         <w:t xml:space="preserve">                                                if (lsl is not None and val_f &lt; lsl) or (usl is not None and val_f &gt; usl):</w:t>
       </w:r>
     </w:p>
@@ -4251,298 +4389,267 @@
         <w:t xml:space="preserve">                                y_values = dfp["Value"].astype(float)</w:t>
       </w:r>
     </w:p>
-    <w:p/>
     <w:p>
       <w:r>
         <w:t xml:space="preserve">                                color = hole_colors_dict[hole]</w:t>
       </w:r>
     </w:p>
+    <w:p/>
+    <w:p>
+      <w:r>
+        <w:t xml:space="preserve">                                ax.plot(x_values, y_values, color=color, linewidth=2.2, label=f"{hole} Value", zorder=3)</w:t>
+      </w:r>
+    </w:p>
+    <w:p>
+      <w:r>
+        <w:t xml:space="preserve">                                ax.scatter(x_values, y_values, color=color, s=65, edgecolors="white", linewidth=0.7, zorder=4)</w:t>
+      </w:r>
+    </w:p>
+    <w:p/>
+    <w:p>
+      <w:r>
+        <w:t xml:space="preserve">                                if len(x_values) &gt;= 2:</w:t>
+      </w:r>
+    </w:p>
+    <w:p>
+      <w:r>
+        <w:t xml:space="preserve">                                    z = np.polyfit(x_values, y_values, 1)</w:t>
+      </w:r>
+    </w:p>
+    <w:p>
+      <w:r>
+        <w:t xml:space="preserve">                                    p = np.poly1d(z)</w:t>
+      </w:r>
+    </w:p>
+    <w:p>
+      <w:r>
+        <w:t xml:space="preserve">                                    ax.plot(x_values, p(x_values), linestyle="--", color=color, alpha=0.7, label=f"{hole} Trend")</w:t>
+      </w:r>
+    </w:p>
+    <w:p/>
+    <w:p>
+      <w:r>
+        <w:t xml:space="preserve">                                nominal_val = dfp["Nominal"].dropna().iloc[0] if "Nominal" in dfp.columns and not dfp["Nominal"].dropna().empty else None</w:t>
+      </w:r>
+    </w:p>
+    <w:p>
+      <w:r>
+        <w:t xml:space="preserve">                                lsl_val = dfp["LSL"].dropna().iloc[0] if "LSL" in dfp.columns and not dfp["LSL"].dropna().empty else None</w:t>
+      </w:r>
+    </w:p>
+    <w:p>
+      <w:r>
+        <w:t xml:space="preserve">                                usl_val = dfp["USL"].dropna().iloc[0] if "USL" in dfp.columns and not dfp["USL"].dropna().empty else None</w:t>
+      </w:r>
+    </w:p>
+    <w:p/>
+    <w:p>
+      <w:r>
+        <w:t xml:space="preserve">                                if nominal_val is not None:</w:t>
+      </w:r>
+    </w:p>
+    <w:p>
+      <w:r>
+        <w:t xml:space="preserve">                                    ax.axhline(nominal_val, linestyle="--", color="yellow", linewidth=1.5, alpha=0.7)</w:t>
+      </w:r>
+    </w:p>
+    <w:p>
+      <w:r>
+        <w:t xml:space="preserve">                                if lsl_val is not None:</w:t>
+      </w:r>
+    </w:p>
+    <w:p>
+      <w:r>
+        <w:t xml:space="preserve">                                    ax.axhline(lsl_val, linestyle="--", color="red", linewidth=1.5, alpha=0.7)</w:t>
+      </w:r>
+    </w:p>
+    <w:p>
+      <w:r>
+        <w:t xml:space="preserve">                                if usl_val is not None:</w:t>
+      </w:r>
+    </w:p>
+    <w:p>
+      <w:r>
+        <w:t xml:space="preserve">                                    ax.axhline(usl_val, linestyle="--", color="green", linewidth=1.5, alpha=0.7)</w:t>
+      </w:r>
+    </w:p>
+    <w:p/>
+    <w:p>
+      <w:r>
+        <w:t xml:space="preserve">                                if lsl_val is not None and usl_val is not None and len(x_values) &gt; 0:</w:t>
+      </w:r>
+    </w:p>
+    <w:p>
+      <w:r>
+        <w:t xml:space="preserve">                                    rect_x0 = x_values[0] - 0.5</w:t>
+      </w:r>
+    </w:p>
+    <w:p>
+      <w:r>
+        <w:t xml:space="preserve">                                    rect_width = x_values[-1] - x_values[0] + 1.0</w:t>
+      </w:r>
+    </w:p>
+    <w:p>
+      <w:r>
+        <w:t xml:space="preserve">                                    rect_y0 = lsl_val</w:t>
+      </w:r>
+    </w:p>
+    <w:p>
+      <w:r>
+        <w:t xml:space="preserve">                                    rect_height = usl_val - lsl_val</w:t>
+      </w:r>
+    </w:p>
     <w:p>
       <w:r>
         <w:lastRenderedPageBreak/>
-        <w:t xml:space="preserve">                                ax.plot(x_values, y_values, color=color, linewidth=2.2, label=f"{hole} Value", zorder=3)</w:t>
-      </w:r>
-    </w:p>
-    <w:p>
-      <w:r>
-        <w:t xml:space="preserve">                                ax.scatter(x_values, y_values, color=color, s=65, edgecolors="white", linewidth=0.7, zorder=4)</w:t>
-      </w:r>
-    </w:p>
-    <w:p/>
-    <w:p>
-      <w:r>
-        <w:t xml:space="preserve">                                # Trend line</w:t>
-      </w:r>
-    </w:p>
-    <w:p>
-      <w:r>
-        <w:t xml:space="preserve">                                if len(x_values) &gt;= 2:</w:t>
-      </w:r>
-    </w:p>
-    <w:p>
-      <w:r>
-        <w:t xml:space="preserve">                                    z = np.polyfit(x_values, y_values, 1)</w:t>
-      </w:r>
-    </w:p>
-    <w:p>
-      <w:r>
-        <w:t xml:space="preserve">                                    p = np.poly1d(z)</w:t>
-      </w:r>
-    </w:p>
-    <w:p>
-      <w:r>
-        <w:t xml:space="preserve">                                    ax.plot(x_values, p(x_values), linestyle="--", color=color, alpha=0.7, label=f"{hole} Trend")</w:t>
-      </w:r>
-    </w:p>
-    <w:p/>
-    <w:p>
-      <w:r>
-        <w:t xml:space="preserve">                                # Horizontal spec lines (LSL/USL/Nominal)</w:t>
-      </w:r>
-    </w:p>
-    <w:p>
-      <w:r>
-        <w:t xml:space="preserve">                                nominal_val = dfp["Nominal"].dropna().iloc[0] if "Nominal" in dfp.columns and not dfp["Nominal"].dropna().empty else None</w:t>
-      </w:r>
-    </w:p>
-    <w:p>
-      <w:r>
-        <w:t xml:space="preserve">                                lsl_val = dfp["LSL"].dropna().iloc[0] if "LSL" in dfp.columns and not dfp["LSL"].dropna().empty else None</w:t>
-      </w:r>
-    </w:p>
-    <w:p>
-      <w:r>
-        <w:t xml:space="preserve">                                usl_val = dfp["USL"].dropna().iloc[0] if "USL" in dfp.columns and not dfp["USL"].dropna().empty else None</w:t>
-      </w:r>
-    </w:p>
-    <w:p/>
-    <w:p>
-      <w:r>
-        <w:t xml:space="preserve">                                if nominal_val is not None:</w:t>
-      </w:r>
-    </w:p>
-    <w:p>
-      <w:r>
-        <w:t xml:space="preserve">                                    ax.axhline(nominal_val, linestyle="--", color="yellow", linewidth=1.5, alpha=0.7)</w:t>
-      </w:r>
-    </w:p>
-    <w:p>
-      <w:r>
-        <w:t xml:space="preserve">                                if lsl_val is not None:</w:t>
-      </w:r>
-    </w:p>
-    <w:p>
-      <w:r>
-        <w:t xml:space="preserve">                                    ax.axhline(lsl_val, linestyle="--", color="red", linewidth=1.5, alpha=0.7)</w:t>
-      </w:r>
-    </w:p>
-    <w:p>
-      <w:r>
-        <w:t xml:space="preserve">                                if usl_val is not None:</w:t>
-      </w:r>
-    </w:p>
-    <w:p>
-      <w:r>
-        <w:t xml:space="preserve">                                    ax.axhline(usl_val, linestyle="--", color="green", linewidth=1.5, alpha=0.7)</w:t>
-      </w:r>
-    </w:p>
+        <w:t xml:space="preserve">                                    rect = Rectangle((rect_x0, rect_y0), rect_width, rect_height, color="#d4f4dd", alpha=0.35, zorder=1, ec="none")</w:t>
+      </w:r>
+    </w:p>
+    <w:p>
+      <w:r>
+        <w:t xml:space="preserve">                                    ax.add_patch(rect)</w:t>
+      </w:r>
+    </w:p>
+    <w:p/>
+    <w:p>
+      <w:r>
+        <w:t xml:space="preserve">                                ax.text(x_values[-1]+0.1, y_values.iloc[-1], f"{y_values.iloc[-1]:.2f}",</w:t>
+      </w:r>
+    </w:p>
+    <w:p>
+      <w:r>
+        <w:t xml:space="preserve">                                        fontsize=9, fontweight="bold", color=color, va="bottom", ha="left", zorder=5)</w:t>
+      </w:r>
+    </w:p>
+    <w:p>
+      <w:r>
+        <w:t xml:space="preserve">                                ax.set_xlabel("Measurement Count", fontsize=10, color="#333333")</w:t>
+      </w:r>
+    </w:p>
+    <w:p>
+      <w:r>
+        <w:t xml:space="preserve">                                ax.set_ylabel("Measurement (mm)", fontsize=10, color="#333333")</w:t>
+      </w:r>
+    </w:p>
+    <w:p>
+      <w:r>
+        <w:t xml:space="preserve">                                ax.tick_params(colors="#333333", labelsize=9)</w:t>
+      </w:r>
+    </w:p>
+    <w:p>
+      <w:r>
+        <w:t xml:space="preserve">                                ax.set_title(f"{part} | {hole} | {feat}", fontsize=12, color="#222222")</w:t>
+      </w:r>
+    </w:p>
+    <w:p>
+      <w:r>
+        <w:t xml:space="preserve">                                ax.legend(fontsize=8, loc="upper left")</w:t>
+      </w:r>
+    </w:p>
+    <w:p>
+      <w:r>
+        <w:t xml:space="preserve">                                plt.tight_layout()</w:t>
+      </w:r>
+    </w:p>
+    <w:p/>
+    <w:p>
+      <w:r>
+        <w:t xml:space="preserve">                                # Save chart to buffer &amp; insert into Excel</w:t>
+      </w:r>
+    </w:p>
+    <w:p>
+      <w:r>
+        <w:t xml:space="preserve">                                chart_buf = BytesIO()</w:t>
+      </w:r>
+    </w:p>
+    <w:p>
+      <w:r>
+        <w:t xml:space="preserve">                                fig.savefig(chart_buf, dpi=200, format="png")</w:t>
+      </w:r>
+    </w:p>
+    <w:p>
+      <w:r>
+        <w:t xml:space="preserve">                                plt.close(fig)</w:t>
+      </w:r>
+    </w:p>
+    <w:p>
+      <w:r>
+        <w:t xml:space="preserve">                                chart_buf.seek(0)</w:t>
+      </w:r>
+    </w:p>
+    <w:p>
+      <w:r>
+        <w:t xml:space="preserve">                                img = XLImage(chart_buf)</w:t>
+      </w:r>
+    </w:p>
+    <w:p>
+      <w:r>
+        <w:t xml:space="preserve">                                img.width = fig_width * 90</w:t>
+      </w:r>
+    </w:p>
+    <w:p>
+      <w:r>
+        <w:t xml:space="preserve">                                img.height = fig_height * 90</w:t>
+      </w:r>
+    </w:p>
+    <w:p>
+      <w:r>
+        <w:t xml:space="preserve">                                img.anchor = f"A{current_row}"</w:t>
+      </w:r>
+    </w:p>
+    <w:p>
+      <w:r>
+        <w:t xml:space="preserve">                                sheet.add_image(img)</w:t>
+      </w:r>
+    </w:p>
+    <w:p>
+      <w:r>
+        <w:t xml:space="preserve">                                current_row += 5 + int(fig_height*4)</w:t>
+      </w:r>
+    </w:p>
+    <w:p/>
     <w:p/>
     <w:p>
       <w:r>
         <w:lastRenderedPageBreak/>
-        <w:t xml:space="preserve">                                # Spec zone</w:t>
-      </w:r>
-    </w:p>
-    <w:p>
-      <w:r>
-        <w:t xml:space="preserve">                                if lsl_val is not None and usl_val is not None and len(x_values) &gt; 0:</w:t>
-      </w:r>
-    </w:p>
-    <w:p>
-      <w:r>
-        <w:t xml:space="preserve">                                    rect_x0 = x_values[0] - 0.5</w:t>
-      </w:r>
-    </w:p>
-    <w:p>
-      <w:r>
-        <w:t xml:space="preserve">                                    rect_width = x_values[-1] - x_values[0] + 1.0</w:t>
-      </w:r>
-    </w:p>
-    <w:p>
-      <w:r>
-        <w:t xml:space="preserve">                                    rect_y0 = lsl_val</w:t>
-      </w:r>
-    </w:p>
-    <w:p>
-      <w:r>
-        <w:t xml:space="preserve">                                    rect_height = usl_val - lsl_val</w:t>
-      </w:r>
-    </w:p>
-    <w:p>
-      <w:r>
-        <w:t xml:space="preserve">                                    rect = Rectangle(</w:t>
-      </w:r>
-    </w:p>
-    <w:p>
-      <w:r>
-        <w:t xml:space="preserve">                                        (rect_x0, rect_y0),</w:t>
-      </w:r>
-    </w:p>
-    <w:p>
-      <w:r>
-        <w:t xml:space="preserve">                                        rect_width,</w:t>
-      </w:r>
-    </w:p>
-    <w:p>
-      <w:r>
-        <w:t xml:space="preserve">                                        rect_height,</w:t>
-      </w:r>
-    </w:p>
-    <w:p>
-      <w:r>
-        <w:t xml:space="preserve">                                        color="#d4f4dd",</w:t>
-      </w:r>
-    </w:p>
-    <w:p>
-      <w:r>
-        <w:t xml:space="preserve">                                        alpha=0.35,</w:t>
-      </w:r>
-    </w:p>
-    <w:p>
-      <w:r>
-        <w:t xml:space="preserve">                                        zorder=1,</w:t>
-      </w:r>
-    </w:p>
-    <w:p>
-      <w:r>
-        <w:t xml:space="preserve">                                        ec="none",</w:t>
-      </w:r>
-    </w:p>
-    <w:p>
-      <w:r>
-        <w:t xml:space="preserve">                                    )</w:t>
-      </w:r>
-    </w:p>
-    <w:p>
-      <w:r>
-        <w:t xml:space="preserve">                                    ax.add_patch(rect)</w:t>
-      </w:r>
-    </w:p>
-    <w:p/>
-    <w:p>
-      <w:r>
-        <w:t xml:space="preserve">                                # Annotate last value</w:t>
-      </w:r>
-    </w:p>
-    <w:p>
-      <w:r>
-        <w:t xml:space="preserve">                                ax.text(x_values[-1]+0.1, y_values.iloc[-1], f"{y_values.iloc[-1]:.2f}",</w:t>
-      </w:r>
-    </w:p>
-    <w:p>
-      <w:r>
-        <w:t xml:space="preserve">                                        fontsize=9, fontweight="bold", color=color, va="bottom", ha="left", zorder=5)</w:t>
-      </w:r>
-    </w:p>
-    <w:p/>
-    <w:p>
-      <w:r>
-        <w:t xml:space="preserve">                                # Axes &amp; title</w:t>
-      </w:r>
-    </w:p>
-    <w:p>
-      <w:r>
-        <w:t xml:space="preserve">                                ax.set_xlabel("Measurement Count", fontsize=10, color="#333333")</w:t>
-      </w:r>
-    </w:p>
-    <w:p>
-      <w:r>
-        <w:t xml:space="preserve">                                ax.set_ylabel("Measurement (mm)", fontsize=10, color="#333333")</w:t>
-      </w:r>
-    </w:p>
-    <w:p>
-      <w:r>
-        <w:t xml:space="preserve">                                ax.tick_params(colors="#333333", labelsize=9)</w:t>
-      </w:r>
-    </w:p>
-    <w:p>
-      <w:r>
-        <w:lastRenderedPageBreak/>
-        <w:t xml:space="preserve">                                ax.set_title(f"{part} | {hole} | {feat}", fontsize=12, color="#222222")</w:t>
-      </w:r>
-    </w:p>
-    <w:p>
-      <w:r>
-        <w:t xml:space="preserve">                                ax.legend(fontsize=8, loc="upper left")</w:t>
-      </w:r>
-    </w:p>
-    <w:p>
-      <w:r>
-        <w:t xml:space="preserve">                                plt.tight_layout()</w:t>
-      </w:r>
-    </w:p>
-    <w:p/>
-    <w:p>
-      <w:r>
-        <w:t xml:space="preserve">                                # Save chart to buffer &amp; insert into Excel</w:t>
-      </w:r>
-    </w:p>
-    <w:p>
-      <w:r>
-        <w:t xml:space="preserve">                                chart_buf = BytesIO()</w:t>
-      </w:r>
-    </w:p>
-    <w:p>
-      <w:r>
-        <w:t xml:space="preserve">                                fig.savefig(chart_buf, dpi=200, format="png")</w:t>
-      </w:r>
-    </w:p>
-    <w:p>
-      <w:r>
-        <w:t xml:space="preserve">                                plt.close(fig)</w:t>
-      </w:r>
-    </w:p>
-    <w:p>
-      <w:r>
-        <w:t xml:space="preserve">                                chart_buf.seek(0)</w:t>
-      </w:r>
-    </w:p>
-    <w:p/>
-    <w:p>
-      <w:r>
-        <w:t xml:space="preserve">                                img = XLImage(chart_buf)</w:t>
-      </w:r>
-    </w:p>
-    <w:p>
-      <w:r>
-        <w:t xml:space="preserve">                                img.width = fig_width * 90</w:t>
-      </w:r>
-    </w:p>
-    <w:p>
-      <w:r>
-        <w:t xml:space="preserve">                                img.height = fig_height * 90</w:t>
-      </w:r>
-    </w:p>
-    <w:p>
-      <w:r>
-        <w:t xml:space="preserve">                                img.anchor = f"A{current_row}"</w:t>
-      </w:r>
-    </w:p>
-    <w:p>
-      <w:r>
-        <w:t xml:space="preserve">                                sheet.add_image(img)</w:t>
-      </w:r>
-    </w:p>
-    <w:p/>
-    <w:p>
-      <w:r>
-        <w:t xml:space="preserve">                                current_row += 5 + int(fig_height*4)</w:t>
-      </w:r>
-    </w:p>
-    <w:p/>
-    <w:p>
-      <w:r>
-        <w:t xml:space="preserve">                # Save workbook to buffer (no need to open Excel)</w:t>
+        <w:t xml:space="preserve">                # ------------------ AUTO ADJUST ALL COLUMNS ------------------</w:t>
+      </w:r>
+    </w:p>
+    <w:p>
+      <w:r>
+        <w:t xml:space="preserve">                try:</w:t>
+      </w:r>
+    </w:p>
+    <w:p>
+      <w:r>
+        <w:t xml:space="preserve">                    auto_adjust_columns_excel(wb, wb.sheetnames)</w:t>
+      </w:r>
+    </w:p>
+    <w:p>
+      <w:r>
+        <w:t xml:space="preserve">                except Exception as e:</w:t>
+      </w:r>
+    </w:p>
+    <w:p>
+      <w:r>
+        <w:t xml:space="preserve">                    st.warning(f"Auto-adjust columns failed: {e}")</w:t>
+      </w:r>
+    </w:p>
+    <w:p/>
+    <w:p>
+      <w:r>
+        <w:t xml:space="preserve">                # --- Save workbook to disk ---</w:t>
+      </w:r>
+    </w:p>
+    <w:p>
+      <w:r>
+        <w:t xml:space="preserve">                wb.save(TREND_EXCEL)</w:t>
+      </w:r>
+    </w:p>
+    <w:p/>
+    <w:p>
+      <w:r>
+        <w:t xml:space="preserve">                # --- Prepare download buffer ---</w:t>
       </w:r>
     </w:p>
     <w:p>
@@ -4552,7 +4659,12 @@
     </w:p>
     <w:p>
       <w:r>
-        <w:t xml:space="preserve">                wb.save(excel_buffer)</w:t>
+        <w:t xml:space="preserve">                wb_for_buffer = load_workbook(TREND_EXCEL)</w:t>
+      </w:r>
+    </w:p>
+    <w:p>
+      <w:r>
+        <w:t xml:space="preserve">                wb_for_buffer.save(excel_buffer)</w:t>
       </w:r>
     </w:p>
     <w:p>
@@ -4561,11 +4673,6 @@
       </w:r>
     </w:p>
     <w:p/>
-    <w:p>
-      <w:r>
-        <w:t xml:space="preserve">                # Provide download button for all users</w:t>
-      </w:r>
-    </w:p>
     <w:p>
       <w:r>
         <w:t xml:space="preserve">                st.download_button(</w:t>
@@ -4587,7 +4694,6 @@
     </w:p>
     <w:p>
       <w:r>
-        <w:lastRenderedPageBreak/>
         <w:t xml:space="preserve">                    data=excel_buffer,</w:t>
       </w:r>
     </w:p>
@@ -4634,10 +4740,9 @@
     </w:p>
     <w:p/>
     <w:p/>
-    <w:p/>
-    <w:p>
-      <w:r>
-        <w:t xml:space="preserve">    # ---------------- Open Trend Excel ----------------</w:t>
+    <w:p>
+      <w:r>
+        <w:t xml:space="preserve">    # ---------------- Open Trend Charts Button ----------------</w:t>
       </w:r>
     </w:p>
     <w:p>
@@ -4647,7 +4752,12 @@
     </w:p>
     <w:p>
       <w:r>
-        <w:t xml:space="preserve">        if os.path.exists(TREND_EXCEL):</w:t>
+        <w:t xml:space="preserve">        trend_path = os.path.abspath(TREND_EXCEL)</w:t>
+      </w:r>
+    </w:p>
+    <w:p>
+      <w:r>
+        <w:t xml:space="preserve">        if os.path.exists(trend_path):</w:t>
       </w:r>
     </w:p>
     <w:p>
@@ -4657,12 +4767,12 @@
     </w:p>
     <w:p>
       <w:r>
-        <w:t xml:space="preserve">                os.startfile(TREND_EXCEL)  # Windows only</w:t>
-      </w:r>
-    </w:p>
-    <w:p>
-      <w:r>
-        <w:t xml:space="preserve">                st.info("Excel file opened directly.")</w:t>
+        <w:t xml:space="preserve">                os.startfile(trend_path)  # Windows only</w:t>
+      </w:r>
+    </w:p>
+    <w:p>
+      <w:r>
+        <w:t xml:space="preserve">                st.info(f"Excel file opened directly: {trend_path}")</w:t>
       </w:r>
     </w:p>
     <w:p>
@@ -4677,7 +4787,7 @@
     </w:p>
     <w:p>
       <w:r>
-        <w:t xml:space="preserve">                st.info("Please manually open 'trendchart.xlsx' from the project folder.")</w:t>
+        <w:t xml:space="preserve">                st.info(f"Please manually open '{trend_path}' from the project folder.")</w:t>
       </w:r>
     </w:p>
     <w:p>
@@ -4693,18 +4803,17 @@
     <w:p/>
     <w:p>
       <w:r>
-        <w:t># Define the path to save images</w:t>
-      </w:r>
-    </w:p>
-    <w:p>
-      <w:r>
-        <w:t>IMAGE_DIR = "uploaded_images"</w:t>
-      </w:r>
-    </w:p>
-    <w:p>
-      <w:r>
-        <w:lastRenderedPageBreak/>
-        <w:t>os.makedirs(IMAGE_DIR, exist_ok=True)</w:t>
+        <w:t xml:space="preserve">    # Define the path to save images</w:t>
+      </w:r>
+    </w:p>
+    <w:p>
+      <w:r>
+        <w:t xml:space="preserve">    IMAGE_DIR = "uploaded_images"</w:t>
+      </w:r>
+    </w:p>
+    <w:p>
+      <w:r>
+        <w:t xml:space="preserve">    os.makedirs(IMAGE_DIR, exist_ok=True)</w:t>
       </w:r>
     </w:p>
     <w:p/>
@@ -4763,6 +4872,7 @@
     </w:p>
     <w:p>
       <w:r>
+        <w:lastRenderedPageBreak/>
         <w:t xml:space="preserve">        st.toast(st.session_state["toast_msg"], icon=st.session_state.get("toast_icon", "</w:t>
       </w:r>
       <w:r>
@@ -4839,6 +4949,58 @@
     <w:p/>
     <w:p>
       <w:r>
+        <w:t xml:space="preserve">        # Reorder columns: Piece ID -&gt; Part In/Out -&gt; Batch Cleaning -&gt; rest</w:t>
+      </w:r>
+    </w:p>
+    <w:p>
+      <w:r>
+        <w:t xml:space="preserve">        if "Piece ID" in df_view.columns and "Part In/Out" in df_view.columns:</w:t>
+      </w:r>
+    </w:p>
+    <w:p>
+      <w:r>
+        <w:t xml:space="preserve">            cols = list(df_view.columns)</w:t>
+      </w:r>
+    </w:p>
+    <w:p>
+      <w:r>
+        <w:t xml:space="preserve">            if "Batch Cleaning" in cols:</w:t>
+      </w:r>
+    </w:p>
+    <w:p>
+      <w:r>
+        <w:t xml:space="preserve">                cols.remove("Batch Cleaning")</w:t>
+      </w:r>
+    </w:p>
+    <w:p>
+      <w:r>
+        <w:t xml:space="preserve">            cols.remove("Part In/Out")</w:t>
+      </w:r>
+    </w:p>
+    <w:p>
+      <w:r>
+        <w:t xml:space="preserve">            idx = cols.index("Piece ID")</w:t>
+      </w:r>
+    </w:p>
+    <w:p>
+      <w:r>
+        <w:t xml:space="preserve">            cols.insert(idx + 1, "Part In/Out")</w:t>
+      </w:r>
+    </w:p>
+    <w:p>
+      <w:r>
+        <w:t xml:space="preserve">            cols.insert(idx + 2, "Batch Cleaning")  # now Batch Cleaning is after Part In/Out</w:t>
+      </w:r>
+    </w:p>
+    <w:p>
+      <w:r>
+        <w:t xml:space="preserve">            df_view = df_view[cols]</w:t>
+      </w:r>
+    </w:p>
+    <w:p/>
+    <w:p/>
+    <w:p>
+      <w:r>
         <w:t xml:space="preserve">        # </w:t>
       </w:r>
       <w:r>
@@ -4848,13 +5010,12 @@
         <w:t>🔹</w:t>
       </w:r>
       <w:r>
-        <w:t xml:space="preserve"> Reorder Part In/Out column to appear right after Piece ID</w:t>
-      </w:r>
-    </w:p>
-    <w:p>
-      <w:r>
-        <w:lastRenderedPageBreak/>
-        <w:t xml:space="preserve">        if "Piece ID" in df_view.columns and "Part In/Out" in df_view.columns:</w:t>
+        <w:t xml:space="preserve"> Add Measured Date after Timestamp if exists</w:t>
+      </w:r>
+    </w:p>
+    <w:p>
+      <w:r>
+        <w:t xml:space="preserve">        if "Timestamp" in df_view.columns and "Measured Date" in df_view.columns:</w:t>
       </w:r>
     </w:p>
     <w:p>
@@ -4864,17 +5025,17 @@
     </w:p>
     <w:p>
       <w:r>
-        <w:t xml:space="preserve">            cols.remove("Part In/Out")</w:t>
-      </w:r>
-    </w:p>
-    <w:p>
-      <w:r>
-        <w:t xml:space="preserve">            idx = cols.index("Piece ID")</w:t>
-      </w:r>
-    </w:p>
-    <w:p>
-      <w:r>
-        <w:t xml:space="preserve">            cols.insert(idx + 1, "Part In/Out")</w:t>
+        <w:t xml:space="preserve">            cols.remove("Measured Date")</w:t>
+      </w:r>
+    </w:p>
+    <w:p>
+      <w:r>
+        <w:t xml:space="preserve">            idx = cols.index("Timestamp")</w:t>
+      </w:r>
+    </w:p>
+    <w:p>
+      <w:r>
+        <w:t xml:space="preserve">            cols.insert(idx + 1, "Measured Date")</w:t>
       </w:r>
     </w:p>
     <w:p>
@@ -4928,7 +5089,7 @@
     </w:p>
     <w:p>
       <w:r>
-        <w:t xml:space="preserve">        df_view = pd.DataFrame(columns=DATA_COLS)</w:t>
+        <w:t xml:space="preserve">        df_view = pd.DataFrame(columns=DATA_COLS + ["Measured Date", "Batch Cleaning #"])</w:t>
       </w:r>
     </w:p>
     <w:p/>
@@ -4969,6 +5130,7 @@
     </w:p>
     <w:p>
       <w:r>
+        <w:lastRenderedPageBreak/>
         <w:t xml:space="preserve">        df_display = df_view.copy()</w:t>
       </w:r>
     </w:p>
@@ -4985,63 +5147,138 @@
     </w:p>
     <w:p>
       <w:r>
+        <w:t xml:space="preserve">        html = """</w:t>
+      </w:r>
+    </w:p>
+    <w:p>
+      <w:r>
+        <w:t xml:space="preserve">        &lt;style&gt;</w:t>
+      </w:r>
+    </w:p>
+    <w:p>
+      <w:r>
+        <w:t xml:space="preserve">            table.custom-table {</w:t>
+      </w:r>
+    </w:p>
+    <w:p>
+      <w:r>
+        <w:t xml:space="preserve">                border-collapse: collapse;</w:t>
+      </w:r>
+    </w:p>
+    <w:p>
+      <w:r>
+        <w:t xml:space="preserve">                width: 100%;</w:t>
+      </w:r>
+    </w:p>
+    <w:p>
+      <w:r>
+        <w:t xml:space="preserve">                font-family: Arial, sans-serif;</w:t>
+      </w:r>
+    </w:p>
+    <w:p>
+      <w:r>
+        <w:t xml:space="preserve">                font-size: 14px;</w:t>
+      </w:r>
+    </w:p>
+    <w:p>
+      <w:r>
+        <w:t xml:space="preserve">            }</w:t>
+      </w:r>
+    </w:p>
+    <w:p>
+      <w:r>
+        <w:t xml:space="preserve">            table.custom-table th, table.custom-table td {</w:t>
+      </w:r>
+    </w:p>
+    <w:p>
+      <w:r>
+        <w:t xml:space="preserve">                border: 1px solid #ccc;</w:t>
+      </w:r>
+    </w:p>
+    <w:p>
+      <w:r>
+        <w:t xml:space="preserve">                padding: 6px 8px;</w:t>
+      </w:r>
+    </w:p>
+    <w:p>
+      <w:r>
+        <w:t xml:space="preserve">                text-align: center;</w:t>
+      </w:r>
+    </w:p>
+    <w:p>
+      <w:r>
+        <w:t xml:space="preserve">            }</w:t>
+      </w:r>
+    </w:p>
+    <w:p>
+      <w:r>
+        <w:t xml:space="preserve">            table.custom-table th {</w:t>
+      </w:r>
+    </w:p>
+    <w:p>
+      <w:r>
+        <w:t xml:space="preserve">                background-color: #2c3e50;</w:t>
+      </w:r>
+    </w:p>
+    <w:p>
+      <w:r>
+        <w:t xml:space="preserve">                color: white;</w:t>
+      </w:r>
+    </w:p>
+    <w:p>
+      <w:r>
+        <w:t xml:space="preserve">                font-weight: bold;</w:t>
+      </w:r>
+    </w:p>
+    <w:p>
+      <w:r>
+        <w:t xml:space="preserve">            }</w:t>
+      </w:r>
+    </w:p>
+    <w:p>
+      <w:r>
+        <w:t xml:space="preserve">            .pass {</w:t>
+      </w:r>
+    </w:p>
+    <w:p>
+      <w:r>
+        <w:t xml:space="preserve">                background-color: #27ae60 !important;</w:t>
+      </w:r>
+    </w:p>
+    <w:p>
+      <w:r>
+        <w:t xml:space="preserve">                color: white !important;</w:t>
+      </w:r>
+    </w:p>
+    <w:p>
+      <w:r>
+        <w:t xml:space="preserve">                font-weight: bold;</w:t>
+      </w:r>
+    </w:p>
+    <w:p>
+      <w:r>
         <w:lastRenderedPageBreak/>
-        <w:t xml:space="preserve">        html = """</w:t>
-      </w:r>
-    </w:p>
-    <w:p>
-      <w:r>
-        <w:t xml:space="preserve">        &lt;style&gt;</w:t>
-      </w:r>
-    </w:p>
-    <w:p>
-      <w:r>
-        <w:t xml:space="preserve">            table.custom-table {</w:t>
-      </w:r>
-    </w:p>
-    <w:p>
-      <w:r>
-        <w:t xml:space="preserve">                border-collapse: collapse;</w:t>
-      </w:r>
-    </w:p>
-    <w:p>
-      <w:r>
-        <w:t xml:space="preserve">                width: 100%;</w:t>
-      </w:r>
-    </w:p>
-    <w:p>
-      <w:r>
-        <w:t xml:space="preserve">                font-family: Arial, sans-serif;</w:t>
-      </w:r>
-    </w:p>
-    <w:p>
-      <w:r>
-        <w:t xml:space="preserve">                font-size: 14px;</w:t>
-      </w:r>
-    </w:p>
-    <w:p>
-      <w:r>
         <w:t xml:space="preserve">            }</w:t>
       </w:r>
     </w:p>
     <w:p>
       <w:r>
-        <w:t xml:space="preserve">            table.custom-table th, table.custom-table td {</w:t>
-      </w:r>
-    </w:p>
-    <w:p>
-      <w:r>
-        <w:t xml:space="preserve">                border: 1px solid #ccc;</w:t>
-      </w:r>
-    </w:p>
-    <w:p>
-      <w:r>
-        <w:t xml:space="preserve">                padding: 6px 8px;</w:t>
-      </w:r>
-    </w:p>
-    <w:p>
-      <w:r>
-        <w:t xml:space="preserve">                text-align: center;</w:t>
+        <w:t xml:space="preserve">            .fail {</w:t>
+      </w:r>
+    </w:p>
+    <w:p>
+      <w:r>
+        <w:t xml:space="preserve">                background-color: #e74c3c !important;</w:t>
+      </w:r>
+    </w:p>
+    <w:p>
+      <w:r>
+        <w:t xml:space="preserve">                color: white !important;</w:t>
+      </w:r>
+    </w:p>
+    <w:p>
+      <w:r>
+        <w:t xml:space="preserve">                font-weight: bold;</w:t>
       </w:r>
     </w:p>
     <w:p>
@@ -5051,22 +5288,12 @@
     </w:p>
     <w:p>
       <w:r>
-        <w:t xml:space="preserve">            table.custom-table th {</w:t>
-      </w:r>
-    </w:p>
-    <w:p>
-      <w:r>
-        <w:t xml:space="preserve">                background-color: #2c3e50;</w:t>
-      </w:r>
-    </w:p>
-    <w:p>
-      <w:r>
-        <w:t xml:space="preserve">                color: white;</w:t>
-      </w:r>
-    </w:p>
-    <w:p>
-      <w:r>
-        <w:t xml:space="preserve">                font-weight: bold;</w:t>
+        <w:t xml:space="preserve">            tr.separator td {</w:t>
+      </w:r>
+    </w:p>
+    <w:p>
+      <w:r>
+        <w:t xml:space="preserve">                border-top: 4px solid black !important;</w:t>
       </w:r>
     </w:p>
     <w:p>
@@ -5076,22 +5303,32 @@
     </w:p>
     <w:p>
       <w:r>
-        <w:t xml:space="preserve">            .pass {</w:t>
-      </w:r>
-    </w:p>
-    <w:p>
-      <w:r>
-        <w:t xml:space="preserve">                background-color: #27ae60 !important;</w:t>
-      </w:r>
-    </w:p>
-    <w:p>
-      <w:r>
-        <w:t xml:space="preserve">                color: white !important;</w:t>
-      </w:r>
-    </w:p>
-    <w:p>
-      <w:r>
-        <w:t xml:space="preserve">                font-weight: bold;</w:t>
+        <w:t xml:space="preserve">            .image-cell img {</w:t>
+      </w:r>
+    </w:p>
+    <w:p>
+      <w:r>
+        <w:t xml:space="preserve">                max-width: 100px;</w:t>
+      </w:r>
+    </w:p>
+    <w:p>
+      <w:r>
+        <w:t xml:space="preserve">                max-height: 100px;</w:t>
+      </w:r>
+    </w:p>
+    <w:p>
+      <w:r>
+        <w:t xml:space="preserve">                display: block;</w:t>
+      </w:r>
+    </w:p>
+    <w:p>
+      <w:r>
+        <w:t xml:space="preserve">                margin: auto;</w:t>
+      </w:r>
+    </w:p>
+    <w:p>
+      <w:r>
+        <w:t xml:space="preserve">                cursor: pointer;</w:t>
       </w:r>
     </w:p>
     <w:p>
@@ -5101,123 +5338,48 @@
     </w:p>
     <w:p>
       <w:r>
-        <w:t xml:space="preserve">            .fail {</w:t>
-      </w:r>
-    </w:p>
-    <w:p>
-      <w:r>
-        <w:t xml:space="preserve">                background-color: #e74c3c !important;</w:t>
-      </w:r>
-    </w:p>
-    <w:p>
-      <w:r>
-        <w:t xml:space="preserve">                color: white !important;</w:t>
+        <w:t xml:space="preserve">        &lt;/style&gt;</w:t>
+      </w:r>
+    </w:p>
+    <w:p>
+      <w:r>
+        <w:t xml:space="preserve">        &lt;table class="custom-table"&gt;</w:t>
+      </w:r>
+    </w:p>
+    <w:p>
+      <w:r>
+        <w:t xml:space="preserve">            &lt;thead&gt;&lt;tr&gt;</w:t>
+      </w:r>
+    </w:p>
+    <w:p>
+      <w:r>
+        <w:t xml:space="preserve">        """</w:t>
+      </w:r>
+    </w:p>
+    <w:p>
+      <w:r>
+        <w:t xml:space="preserve">        # Header</w:t>
+      </w:r>
+    </w:p>
+    <w:p>
+      <w:r>
+        <w:t xml:space="preserve">        html += "&lt;th&gt;Row&lt;/th&gt;" + "".join(f"&lt;th&gt;{col}&lt;/th&gt;" for col in df_display.columns) + "&lt;/tr&gt;&lt;/thead&gt;&lt;tbody&gt;"</w:t>
+      </w:r>
+    </w:p>
+    <w:p/>
+    <w:p>
+      <w:r>
+        <w:t xml:space="preserve">        # Rows with separator lines</w:t>
+      </w:r>
+    </w:p>
+    <w:p>
+      <w:r>
+        <w:t xml:space="preserve">        for i in range(len(df_display)):</w:t>
       </w:r>
     </w:p>
     <w:p>
       <w:r>
         <w:lastRenderedPageBreak/>
-        <w:t xml:space="preserve">                font-weight: bold;</w:t>
-      </w:r>
-    </w:p>
-    <w:p>
-      <w:r>
-        <w:t xml:space="preserve">            }</w:t>
-      </w:r>
-    </w:p>
-    <w:p>
-      <w:r>
-        <w:t xml:space="preserve">            tr.separator td {</w:t>
-      </w:r>
-    </w:p>
-    <w:p>
-      <w:r>
-        <w:t xml:space="preserve">                border-top: 4px solid black !important;</w:t>
-      </w:r>
-    </w:p>
-    <w:p>
-      <w:r>
-        <w:t xml:space="preserve">            }</w:t>
-      </w:r>
-    </w:p>
-    <w:p>
-      <w:r>
-        <w:t xml:space="preserve">            .image-cell img {</w:t>
-      </w:r>
-    </w:p>
-    <w:p>
-      <w:r>
-        <w:t xml:space="preserve">                max-width: 100px;</w:t>
-      </w:r>
-    </w:p>
-    <w:p>
-      <w:r>
-        <w:t xml:space="preserve">                max-height: 100px;</w:t>
-      </w:r>
-    </w:p>
-    <w:p>
-      <w:r>
-        <w:t xml:space="preserve">                display: block;</w:t>
-      </w:r>
-    </w:p>
-    <w:p>
-      <w:r>
-        <w:t xml:space="preserve">                margin: auto;</w:t>
-      </w:r>
-    </w:p>
-    <w:p>
-      <w:r>
-        <w:t xml:space="preserve">                cursor: pointer;</w:t>
-      </w:r>
-    </w:p>
-    <w:p>
-      <w:r>
-        <w:t xml:space="preserve">            }</w:t>
-      </w:r>
-    </w:p>
-    <w:p>
-      <w:r>
-        <w:t xml:space="preserve">        &lt;/style&gt;</w:t>
-      </w:r>
-    </w:p>
-    <w:p>
-      <w:r>
-        <w:t xml:space="preserve">        &lt;table class="custom-table"&gt;</w:t>
-      </w:r>
-    </w:p>
-    <w:p>
-      <w:r>
-        <w:t xml:space="preserve">            &lt;thead&gt;&lt;tr&gt;</w:t>
-      </w:r>
-    </w:p>
-    <w:p>
-      <w:r>
-        <w:t xml:space="preserve">        """</w:t>
-      </w:r>
-    </w:p>
-    <w:p>
-      <w:r>
-        <w:t xml:space="preserve">        # Header</w:t>
-      </w:r>
-    </w:p>
-    <w:p>
-      <w:r>
-        <w:t xml:space="preserve">        html += "&lt;th&gt;Row&lt;/th&gt;" + "".join(f"&lt;th&gt;{col}&lt;/th&gt;" for col in df_display.columns) + "&lt;/tr&gt;&lt;/thead&gt;&lt;tbody&gt;"</w:t>
-      </w:r>
-    </w:p>
-    <w:p/>
-    <w:p>
-      <w:r>
-        <w:t xml:space="preserve">        # Rows with separator lines</w:t>
-      </w:r>
-    </w:p>
-    <w:p>
-      <w:r>
-        <w:t xml:space="preserve">        for i in range(len(df_display)):</w:t>
-      </w:r>
-    </w:p>
-    <w:p>
-      <w:r>
         <w:t xml:space="preserve">            row = df_display.iloc[i]</w:t>
       </w:r>
     </w:p>
@@ -5234,101 +5396,101 @@
     </w:p>
     <w:p>
       <w:r>
+        <w:t xml:space="preserve">            if i &gt; 0 and "Piece ID" in df_display.columns:</w:t>
+      </w:r>
+    </w:p>
+    <w:p>
+      <w:r>
+        <w:t xml:space="preserve">                prev_id = df_display.iloc[i - 1]["Piece ID"]</w:t>
+      </w:r>
+    </w:p>
+    <w:p>
+      <w:r>
+        <w:t xml:space="preserve">                curr_id = row["Piece ID"]</w:t>
+      </w:r>
+    </w:p>
+    <w:p>
+      <w:r>
+        <w:t xml:space="preserve">                if str(curr_id).strip() != str(prev_id).strip():</w:t>
+      </w:r>
+    </w:p>
+    <w:p>
+      <w:r>
+        <w:t xml:space="preserve">                    row_class = "separator"</w:t>
+      </w:r>
+    </w:p>
+    <w:p/>
+    <w:p>
+      <w:r>
+        <w:t xml:space="preserve">            html += f"&lt;tr class='{row_class}'&gt;"</w:t>
+      </w:r>
+    </w:p>
+    <w:p>
+      <w:r>
+        <w:t xml:space="preserve">            html += f"&lt;td&gt;&lt;b&gt;{i+1}&lt;/b&gt;&lt;/td&gt;"  # show index</w:t>
+      </w:r>
+    </w:p>
+    <w:p/>
+    <w:p>
+      <w:r>
+        <w:t xml:space="preserve">            for col in df_display.columns:</w:t>
+      </w:r>
+    </w:p>
+    <w:p>
+      <w:r>
+        <w:t xml:space="preserve">                val = row[col]</w:t>
+      </w:r>
+    </w:p>
+    <w:p>
+      <w:r>
+        <w:t xml:space="preserve">                val = "" if pd.isna(val) else val</w:t>
+      </w:r>
+    </w:p>
+    <w:p>
+      <w:r>
+        <w:t xml:space="preserve">                cell_class = ""</w:t>
+      </w:r>
+    </w:p>
+    <w:p/>
+    <w:p>
+      <w:r>
+        <w:t xml:space="preserve">                if col.lower() == "status":</w:t>
+      </w:r>
+    </w:p>
+    <w:p>
+      <w:r>
+        <w:t xml:space="preserve">                    if str(val).strip().lower() == "pass":</w:t>
+      </w:r>
+    </w:p>
+    <w:p>
+      <w:r>
+        <w:t xml:space="preserve">                        cell_class = "pass"</w:t>
+      </w:r>
+    </w:p>
+    <w:p>
+      <w:r>
+        <w:t xml:space="preserve">                    elif str(val).strip().lower() == "fail":</w:t>
+      </w:r>
+    </w:p>
+    <w:p>
+      <w:r>
+        <w:t xml:space="preserve">                        cell_class = "fail"</w:t>
+      </w:r>
+    </w:p>
+    <w:p/>
+    <w:p>
+      <w:r>
+        <w:t xml:space="preserve">                # Display image in the table only</w:t>
+      </w:r>
+    </w:p>
+    <w:p>
+      <w:r>
+        <w:t xml:space="preserve">                if col == "Image Path" and val != "":</w:t>
+      </w:r>
+    </w:p>
+    <w:p>
+      <w:r>
         <w:lastRenderedPageBreak/>
-        <w:t xml:space="preserve">            if i &gt; 0 and "Piece ID" in df_display.columns:</w:t>
-      </w:r>
-    </w:p>
-    <w:p>
-      <w:r>
-        <w:t xml:space="preserve">                prev_id = df_display.iloc[i - 1]["Piece ID"]</w:t>
-      </w:r>
-    </w:p>
-    <w:p>
-      <w:r>
-        <w:t xml:space="preserve">                curr_id = row["Piece ID"]</w:t>
-      </w:r>
-    </w:p>
-    <w:p>
-      <w:r>
-        <w:t xml:space="preserve">                if str(curr_id).strip() != str(prev_id).strip():</w:t>
-      </w:r>
-    </w:p>
-    <w:p>
-      <w:r>
-        <w:t xml:space="preserve">                    row_class = "separator"</w:t>
-      </w:r>
-    </w:p>
-    <w:p/>
-    <w:p>
-      <w:r>
-        <w:t xml:space="preserve">            html += f"&lt;tr class='{row_class}'&gt;"</w:t>
-      </w:r>
-    </w:p>
-    <w:p>
-      <w:r>
-        <w:t xml:space="preserve">            html += f"&lt;td&gt;&lt;b&gt;{i+1}&lt;/b&gt;&lt;/td&gt;"  # show index</w:t>
-      </w:r>
-    </w:p>
-    <w:p/>
-    <w:p>
-      <w:r>
-        <w:t xml:space="preserve">            for col in df_display.columns:</w:t>
-      </w:r>
-    </w:p>
-    <w:p>
-      <w:r>
-        <w:t xml:space="preserve">                val = row[col]</w:t>
-      </w:r>
-    </w:p>
-    <w:p>
-      <w:r>
-        <w:t xml:space="preserve">                val = "" if pd.isna(val) else val</w:t>
-      </w:r>
-    </w:p>
-    <w:p>
-      <w:r>
-        <w:t xml:space="preserve">                cell_class = ""</w:t>
-      </w:r>
-    </w:p>
-    <w:p/>
-    <w:p>
-      <w:r>
-        <w:t xml:space="preserve">                if col.lower() == "status":</w:t>
-      </w:r>
-    </w:p>
-    <w:p>
-      <w:r>
-        <w:t xml:space="preserve">                    if str(val).strip().lower() == "pass":</w:t>
-      </w:r>
-    </w:p>
-    <w:p>
-      <w:r>
-        <w:t xml:space="preserve">                        cell_class = "pass"</w:t>
-      </w:r>
-    </w:p>
-    <w:p>
-      <w:r>
-        <w:t xml:space="preserve">                    elif str(val).strip().lower() == "fail":</w:t>
-      </w:r>
-    </w:p>
-    <w:p>
-      <w:r>
-        <w:t xml:space="preserve">                        cell_class = "fail"</w:t>
-      </w:r>
-    </w:p>
-    <w:p/>
-    <w:p>
-      <w:r>
-        <w:t xml:space="preserve">                # Display image in the table only</w:t>
-      </w:r>
-    </w:p>
-    <w:p>
-      <w:r>
-        <w:t xml:space="preserve">                if col == "Image Path" and val != "":</w:t>
-      </w:r>
-    </w:p>
-    <w:p>
-      <w:r>
         <w:t xml:space="preserve">                    img_path = val.strip()</w:t>
       </w:r>
     </w:p>
@@ -5349,7 +5511,6 @@
     </w:p>
     <w:p>
       <w:r>
-        <w:lastRenderedPageBreak/>
         <w:t xml:space="preserve">                            encoded = base64.b64encode(data).decode()</w:t>
       </w:r>
     </w:p>
@@ -5443,6 +5604,7 @@
     <w:p/>
     <w:p>
       <w:r>
+        <w:lastRenderedPageBreak/>
         <w:t xml:space="preserve">    if st.button("Delete Selected"):</w:t>
       </w:r>
     </w:p>
@@ -5463,7 +5625,6 @@
     </w:p>
     <w:p>
       <w:r>
-        <w:lastRenderedPageBreak/>
         <w:t xml:space="preserve">        else:</w:t>
       </w:r>
     </w:p>
@@ -5566,6 +5727,7 @@
     </w:p>
     <w:p>
       <w:r>
+        <w:lastRenderedPageBreak/>
         <w:t xml:space="preserve">                    df_upd = df_upd.loc[:, ~df_upd.columns.str.contains("^Unnamed", case=False)]</w:t>
       </w:r>
     </w:p>
@@ -5577,7 +5739,6 @@
     </w:p>
     <w:p>
       <w:r>
-        <w:lastRenderedPageBreak/>
         <w:t xml:space="preserve">                        with pd.ExcelWriter(EXCEL, mode="a", engine="openpyxl", if_sheet_exists="replace") as writer:</w:t>
       </w:r>
     </w:p>
@@ -5735,111 +5896,112 @@
     </w:p>
     <w:p>
       <w:r>
+        <w:lastRenderedPageBreak/>
         <w:t xml:space="preserve">    st.info("Enter row numbers exactly as shown in the table (1-based). Example: `1,2` or `3-5,7`")</w:t>
       </w:r>
     </w:p>
     <w:p/>
     <w:p>
       <w:r>
+        <w:t xml:space="preserve">    # Input for rows or ranges to delete images</w:t>
+      </w:r>
+    </w:p>
+    <w:p>
+      <w:r>
+        <w:t xml:space="preserve">    delete_image_input = st.text_input("Rows to delete image for the selected hole (e.g. 1,2 or 1-5,7)", key="delete_image_input_view")</w:t>
+      </w:r>
+    </w:p>
+    <w:p/>
+    <w:p>
+      <w:r>
+        <w:t xml:space="preserve">    if st.button("Delete Image for Selected Holes"):</w:t>
+      </w:r>
+    </w:p>
+    <w:p>
+      <w:r>
+        <w:t xml:space="preserve">        raw = str(delete_image_input).strip()</w:t>
+      </w:r>
+    </w:p>
+    <w:p>
+      <w:r>
+        <w:t xml:space="preserve">        if not raw:</w:t>
+      </w:r>
+    </w:p>
+    <w:p>
+      <w:r>
+        <w:t xml:space="preserve">            st.warning("Enter rows or ranges to delete the images.")</w:t>
+      </w:r>
+    </w:p>
+    <w:p>
+      <w:r>
+        <w:t xml:space="preserve">        else:</w:t>
+      </w:r>
+    </w:p>
+    <w:p>
+      <w:r>
+        <w:t xml:space="preserve">            try:</w:t>
+      </w:r>
+    </w:p>
+    <w:p>
+      <w:r>
+        <w:t xml:space="preserve">                # --- Parse user input for 1-based image deletion ---</w:t>
+      </w:r>
+    </w:p>
+    <w:p>
+      <w:r>
+        <w:t xml:space="preserve">                rows_to_delete_image = []</w:t>
+      </w:r>
+    </w:p>
+    <w:p>
+      <w:r>
+        <w:t xml:space="preserve">                parts = [r.strip() for r in raw.split(",") if r.strip()]</w:t>
+      </w:r>
+    </w:p>
+    <w:p>
+      <w:r>
+        <w:t xml:space="preserve">                for p in parts:</w:t>
+      </w:r>
+    </w:p>
+    <w:p>
+      <w:r>
+        <w:t xml:space="preserve">                    if "-" in p:</w:t>
+      </w:r>
+    </w:p>
+    <w:p>
+      <w:r>
+        <w:t xml:space="preserve">                        start, end = p.split("-")</w:t>
+      </w:r>
+    </w:p>
+    <w:p>
+      <w:r>
+        <w:t xml:space="preserve">                        rows_to_delete_image.extend(range(int(start), int(end) + 1))</w:t>
+      </w:r>
+    </w:p>
+    <w:p>
+      <w:r>
+        <w:t xml:space="preserve">                    else:</w:t>
+      </w:r>
+    </w:p>
+    <w:p>
+      <w:r>
+        <w:t xml:space="preserve">                        rows_to_delete_image.append(int(p))</w:t>
+      </w:r>
+    </w:p>
+    <w:p/>
+    <w:p>
+      <w:r>
+        <w:t xml:space="preserve">                rows_to_delete_image = sorted(set(rows_to_delete_image))</w:t>
+      </w:r>
+    </w:p>
+    <w:p>
+      <w:r>
+        <w:t xml:space="preserve">                rows_to_delete_image_zero_based = [r - 1 for r in rows_to_delete_image if 1 &lt;= r &lt;= len(df_view)]</w:t>
+      </w:r>
+    </w:p>
+    <w:p/>
+    <w:p>
+      <w:r>
         <w:lastRenderedPageBreak/>
-        <w:t xml:space="preserve">    # Input for rows or ranges to delete images</w:t>
-      </w:r>
-    </w:p>
-    <w:p>
-      <w:r>
-        <w:t xml:space="preserve">    delete_image_input = st.text_input("Rows to delete image for the selected hole (e.g. 1,2 or 1-5,7)", key="delete_image_input_view")</w:t>
-      </w:r>
-    </w:p>
-    <w:p/>
-    <w:p>
-      <w:r>
-        <w:t xml:space="preserve">    if st.button("Delete Image for Selected Holes"):</w:t>
-      </w:r>
-    </w:p>
-    <w:p>
-      <w:r>
-        <w:t xml:space="preserve">        raw = str(delete_image_input).strip()</w:t>
-      </w:r>
-    </w:p>
-    <w:p>
-      <w:r>
-        <w:t xml:space="preserve">        if not raw:</w:t>
-      </w:r>
-    </w:p>
-    <w:p>
-      <w:r>
-        <w:t xml:space="preserve">            st.warning("Enter rows or ranges to delete the images.")</w:t>
-      </w:r>
-    </w:p>
-    <w:p>
-      <w:r>
-        <w:t xml:space="preserve">        else:</w:t>
-      </w:r>
-    </w:p>
-    <w:p>
-      <w:r>
-        <w:t xml:space="preserve">            try:</w:t>
-      </w:r>
-    </w:p>
-    <w:p>
-      <w:r>
-        <w:t xml:space="preserve">                # --- Parse user input for 1-based image deletion ---</w:t>
-      </w:r>
-    </w:p>
-    <w:p>
-      <w:r>
-        <w:t xml:space="preserve">                rows_to_delete_image = []</w:t>
-      </w:r>
-    </w:p>
-    <w:p>
-      <w:r>
-        <w:t xml:space="preserve">                parts = [r.strip() for r in raw.split(",") if r.strip()]</w:t>
-      </w:r>
-    </w:p>
-    <w:p>
-      <w:r>
-        <w:t xml:space="preserve">                for p in parts:</w:t>
-      </w:r>
-    </w:p>
-    <w:p>
-      <w:r>
-        <w:t xml:space="preserve">                    if "-" in p:</w:t>
-      </w:r>
-    </w:p>
-    <w:p>
-      <w:r>
-        <w:t xml:space="preserve">                        start, end = p.split("-")</w:t>
-      </w:r>
-    </w:p>
-    <w:p>
-      <w:r>
-        <w:t xml:space="preserve">                        rows_to_delete_image.extend(range(int(start), int(end) + 1))</w:t>
-      </w:r>
-    </w:p>
-    <w:p>
-      <w:r>
-        <w:t xml:space="preserve">                    else:</w:t>
-      </w:r>
-    </w:p>
-    <w:p>
-      <w:r>
-        <w:t xml:space="preserve">                        rows_to_delete_image.append(int(p))</w:t>
-      </w:r>
-    </w:p>
-    <w:p/>
-    <w:p>
-      <w:r>
-        <w:t xml:space="preserve">                rows_to_delete_image = sorted(set(rows_to_delete_image))</w:t>
-      </w:r>
-    </w:p>
-    <w:p>
-      <w:r>
-        <w:t xml:space="preserve">                rows_to_delete_image_zero_based = [r - 1 for r in rows_to_delete_image if 1 &lt;= r &lt;= len(df_view)]</w:t>
-      </w:r>
-    </w:p>
-    <w:p/>
-    <w:p>
-      <w:r>
         <w:t xml:space="preserve">                if not rows_to_delete_image_zero_based:</w:t>
       </w:r>
     </w:p>
@@ -5859,7 +6021,6 @@
     </w:p>
     <w:p>
       <w:r>
-        <w:lastRenderedPageBreak/>
         <w:t xml:space="preserve">                else:</w:t>
       </w:r>
     </w:p>
@@ -5983,6 +6144,7 @@
     </w:p>
     <w:p>
       <w:r>
+        <w:lastRenderedPageBreak/>
         <w:t xml:space="preserve">                            st.warning(f"</w:t>
       </w:r>
       <w:r>
@@ -6002,7 +6164,6 @@
     </w:p>
     <w:p>
       <w:r>
-        <w:lastRenderedPageBreak/>
         <w:t xml:space="preserve">                    import time</w:t>
       </w:r>
     </w:p>
@@ -6116,6 +6277,7 @@
     </w:p>
     <w:p>
       <w:r>
+        <w:lastRenderedPageBreak/>
         <w:t xml:space="preserve">        )</w:t>
       </w:r>
     </w:p>
@@ -6127,128 +6289,275 @@
     </w:p>
     <w:p>
       <w:r>
+        <w:t xml:space="preserve">        selected_row = df_view.iloc[edit_row]</w:t>
+      </w:r>
+    </w:p>
+    <w:p>
+      <w:r>
+        <w:t xml:space="preserve">        st.markdown(f"**Editing Row {edit_row_display}** — Piece ID: `{selected_row.get('Piece ID', 'N/A')}`")</w:t>
+      </w:r>
+    </w:p>
+    <w:p/>
+    <w:p>
+      <w:r>
+        <w:t xml:space="preserve">        # ---------- EDITABLE COLUMNS ----------</w:t>
+      </w:r>
+    </w:p>
+    <w:p>
+      <w:r>
+        <w:t xml:space="preserve">        editable_cols = [</w:t>
+      </w:r>
+    </w:p>
+    <w:p>
+      <w:r>
+        <w:t xml:space="preserve">            "Measured Date", "Batch Cleaning", "Machine", "Part Type", "Chamber", "Piece ID",</w:t>
+      </w:r>
+    </w:p>
+    <w:p>
+      <w:r>
+        <w:t xml:space="preserve">            "Hole", "Feature", "Value", "Nominal", "LSL", "USL", "Status", "Part In/Out", "Notes", "Image Path"</w:t>
+      </w:r>
+    </w:p>
+    <w:p>
+      <w:r>
+        <w:t xml:space="preserve">        ]</w:t>
+      </w:r>
+    </w:p>
+    <w:p>
+      <w:r>
+        <w:t xml:space="preserve">        editable_cols = [c for c in editable_cols if c in df_view.columns]</w:t>
+      </w:r>
+    </w:p>
+    <w:p/>
+    <w:p>
+      <w:r>
+        <w:t xml:space="preserve">        # Drop the extra `ImagePath` column if it exists</w:t>
+      </w:r>
+    </w:p>
+    <w:p>
+      <w:r>
+        <w:t xml:space="preserve">        if 'ImagePath' in df_view.columns:</w:t>
+      </w:r>
+    </w:p>
+    <w:p>
+      <w:r>
+        <w:t xml:space="preserve">            df_view.drop(columns=['ImagePath'], inplace=True)</w:t>
+      </w:r>
+    </w:p>
+    <w:p/>
+    <w:p>
+      <w:r>
+        <w:t xml:space="preserve">        # Rename `ImagePath` to `Image Path` (if necessary)</w:t>
+      </w:r>
+    </w:p>
+    <w:p>
+      <w:r>
+        <w:t xml:space="preserve">        if 'Image Path' not in df_view.columns:</w:t>
+      </w:r>
+    </w:p>
+    <w:p>
+      <w:r>
+        <w:t xml:space="preserve">            if 'ImagePath' in df_view.columns:</w:t>
+      </w:r>
+    </w:p>
+    <w:p>
+      <w:r>
+        <w:t xml:space="preserve">                df_view.rename(columns={'ImagePath': 'Image Path'}, inplace=True)</w:t>
+      </w:r>
+    </w:p>
+    <w:p/>
+    <w:p>
+      <w:r>
+        <w:t xml:space="preserve">        with st.form("form_edit_row_excel_like"):</w:t>
+      </w:r>
+    </w:p>
+    <w:p>
+      <w:r>
+        <w:t xml:space="preserve">            new_entries = {}</w:t>
+      </w:r>
+    </w:p>
+    <w:p>
+      <w:r>
+        <w:t xml:space="preserve">            for col in editable_cols:</w:t>
+      </w:r>
+    </w:p>
+    <w:p>
+      <w:r>
         <w:lastRenderedPageBreak/>
-        <w:t xml:space="preserve">        selected_row = df_view.iloc[edit_row]</w:t>
-      </w:r>
-    </w:p>
-    <w:p>
-      <w:r>
-        <w:t xml:space="preserve">        st.markdown(f"**Editing Row {edit_row_display}** — Piece ID: `{selected_row.get('Piece ID', 'N/A')}`")</w:t>
-      </w:r>
-    </w:p>
-    <w:p/>
-    <w:p>
-      <w:r>
-        <w:t xml:space="preserve">        # ---------- EDITABLE COLUMNS ----------</w:t>
-      </w:r>
-    </w:p>
-    <w:p>
-      <w:r>
-        <w:t xml:space="preserve">        editable_cols = [</w:t>
-      </w:r>
-    </w:p>
-    <w:p>
-      <w:r>
-        <w:t xml:space="preserve">            "Machine", "Part Type", "Chamber", "Piece ID",</w:t>
-      </w:r>
-    </w:p>
-    <w:p>
-      <w:r>
-        <w:t xml:space="preserve">            "Hole", "Feature", "Value", "Nominal", "LSL", "USL", "Status", "PartFlow", "Notes", "Image Path"</w:t>
-      </w:r>
-    </w:p>
-    <w:p>
-      <w:r>
-        <w:t xml:space="preserve">        ]</w:t>
-      </w:r>
-    </w:p>
-    <w:p>
-      <w:r>
-        <w:t xml:space="preserve">        editable_cols = [c for c in editable_cols if c in df_view.columns]</w:t>
-      </w:r>
-    </w:p>
-    <w:p/>
-    <w:p>
-      <w:r>
-        <w:t xml:space="preserve">        # Drop the extra `ImagePath` column if it exists</w:t>
-      </w:r>
-    </w:p>
-    <w:p>
-      <w:r>
-        <w:t xml:space="preserve">        if 'ImagePath' in df_view.columns:</w:t>
-      </w:r>
-    </w:p>
-    <w:p>
-      <w:r>
-        <w:t xml:space="preserve">            df_view.drop(columns=['ImagePath'], inplace=True)</w:t>
-      </w:r>
-    </w:p>
-    <w:p/>
-    <w:p>
-      <w:r>
-        <w:t xml:space="preserve">        # Rename `ImagePath` to `Image Path` (if necessary)</w:t>
-      </w:r>
-    </w:p>
-    <w:p>
-      <w:r>
-        <w:t xml:space="preserve">        if 'Image Path' not in df_view.columns:</w:t>
-      </w:r>
-    </w:p>
-    <w:p>
-      <w:r>
-        <w:t xml:space="preserve">            if 'ImagePath' in df_view.columns:</w:t>
-      </w:r>
-    </w:p>
-    <w:p>
-      <w:r>
-        <w:t xml:space="preserve">                df_view.rename(columns={'ImagePath': 'Image Path'}, inplace=True)</w:t>
-      </w:r>
-    </w:p>
-    <w:p/>
-    <w:p>
-      <w:r>
-        <w:t xml:space="preserve">        with st.form("form_edit_row_excel_like"):</w:t>
-      </w:r>
-    </w:p>
-    <w:p>
-      <w:r>
-        <w:t xml:space="preserve">            new_entries = {}</w:t>
-      </w:r>
-    </w:p>
-    <w:p>
-      <w:r>
-        <w:t xml:space="preserve">            for col in editable_cols:</w:t>
-      </w:r>
-    </w:p>
-    <w:p>
-      <w:r>
         <w:t xml:space="preserve">                val = selected_row[col]</w:t>
       </w:r>
     </w:p>
-    <w:p>
-      <w:r>
-        <w:t xml:space="preserve">                new_entries[col] = st.text_input(</w:t>
-      </w:r>
-    </w:p>
-    <w:p>
-      <w:r>
-        <w:t xml:space="preserve">                    col,</w:t>
+    <w:p/>
+    <w:p>
+      <w:r>
+        <w:t xml:space="preserve">                # Use date_input for Measured Date</w:t>
+      </w:r>
+    </w:p>
+    <w:p>
+      <w:r>
+        <w:t xml:space="preserve">                if col == "Measured Date":</w:t>
+      </w:r>
+    </w:p>
+    <w:p>
+      <w:r>
+        <w:t xml:space="preserve">                    try:</w:t>
+      </w:r>
+    </w:p>
+    <w:p>
+      <w:r>
+        <w:t xml:space="preserve">                        if pd.isna(val) or val in ["", None]:</w:t>
+      </w:r>
+    </w:p>
+    <w:p>
+      <w:r>
+        <w:t xml:space="preserve">                            date_val = datetime.now().date()  # default to today if empty/NaT</w:t>
+      </w:r>
+    </w:p>
+    <w:p>
+      <w:r>
+        <w:t xml:space="preserve">                        else:</w:t>
+      </w:r>
+    </w:p>
+    <w:p>
+      <w:r>
+        <w:t xml:space="preserve">                            date_val = pd.to_datetime(val).date()</w:t>
+      </w:r>
+    </w:p>
+    <w:p>
+      <w:r>
+        <w:t xml:space="preserve">                    except Exception:</w:t>
+      </w:r>
+    </w:p>
+    <w:p>
+      <w:r>
+        <w:t xml:space="preserve">                        date_val = datetime.now().date()</w:t>
+      </w:r>
+    </w:p>
+    <w:p>
+      <w:r>
+        <w:t xml:space="preserve">                    new_entries[col] = st.date_input(</w:t>
+      </w:r>
+    </w:p>
+    <w:p>
+      <w:r>
+        <w:t xml:space="preserve">                        "Measured Date",</w:t>
+      </w:r>
+    </w:p>
+    <w:p>
+      <w:r>
+        <w:t xml:space="preserve">                        value=date_val,</w:t>
+      </w:r>
+    </w:p>
+    <w:p>
+      <w:r>
+        <w:t xml:space="preserve">                        key=f"edit_{col}"</w:t>
+      </w:r>
+    </w:p>
+    <w:p>
+      <w:r>
+        <w:t xml:space="preserve">                    )</w:t>
+      </w:r>
+    </w:p>
+    <w:p/>
+    <w:p>
+      <w:r>
+        <w:t xml:space="preserve">                # Use number_input for Batch Cleaning</w:t>
+      </w:r>
+    </w:p>
+    <w:p>
+      <w:r>
+        <w:t xml:space="preserve">                elif col == "Batch Cleaning":</w:t>
+      </w:r>
+    </w:p>
+    <w:p>
+      <w:r>
+        <w:t xml:space="preserve">                    try:</w:t>
+      </w:r>
+    </w:p>
+    <w:p>
+      <w:r>
+        <w:t xml:space="preserve">                        batch_val = float(val) if val != "" else 0</w:t>
+      </w:r>
+    </w:p>
+    <w:p>
+      <w:r>
+        <w:t xml:space="preserve">                    except:</w:t>
+      </w:r>
+    </w:p>
+    <w:p>
+      <w:r>
+        <w:t xml:space="preserve">                        batch_val = 0</w:t>
+      </w:r>
+    </w:p>
+    <w:p>
+      <w:r>
+        <w:t xml:space="preserve">                    new_entries[col] = st.number_input(</w:t>
+      </w:r>
+    </w:p>
+    <w:p>
+      <w:r>
+        <w:t xml:space="preserve">                        "Batch Cleaning (optional)",</w:t>
+      </w:r>
+    </w:p>
+    <w:p>
+      <w:r>
+        <w:t xml:space="preserve">                        value=batch_val,</w:t>
       </w:r>
     </w:p>
     <w:p>
       <w:r>
         <w:lastRenderedPageBreak/>
-        <w:t xml:space="preserve">                    value="" if pd.isna(val) else str(val),</w:t>
-      </w:r>
-    </w:p>
-    <w:p>
-      <w:r>
-        <w:t xml:space="preserve">                    key=f"edit_{col}"</w:t>
-      </w:r>
-    </w:p>
-    <w:p>
-      <w:r>
-        <w:t xml:space="preserve">                )</w:t>
+        <w:t xml:space="preserve">                        min_value=0.0,</w:t>
+      </w:r>
+    </w:p>
+    <w:p>
+      <w:r>
+        <w:t xml:space="preserve">                        step=1.0,</w:t>
+      </w:r>
+    </w:p>
+    <w:p>
+      <w:r>
+        <w:t xml:space="preserve">                        format="%.0f",</w:t>
+      </w:r>
+    </w:p>
+    <w:p>
+      <w:r>
+        <w:t xml:space="preserve">                        key=f"edit_{col}"</w:t>
+      </w:r>
+    </w:p>
+    <w:p>
+      <w:r>
+        <w:t xml:space="preserve">                    )</w:t>
+      </w:r>
+    </w:p>
+    <w:p>
+      <w:r>
+        <w:t xml:space="preserve">                else:</w:t>
+      </w:r>
+    </w:p>
+    <w:p>
+      <w:r>
+        <w:t xml:space="preserve">                    new_entries[col] = st.text_input(</w:t>
+      </w:r>
+    </w:p>
+    <w:p>
+      <w:r>
+        <w:t xml:space="preserve">                        col,</w:t>
+      </w:r>
+    </w:p>
+    <w:p>
+      <w:r>
+        <w:t xml:space="preserve">                        value="" if pd.isna(val) else str(val),</w:t>
+      </w:r>
+    </w:p>
+    <w:p>
+      <w:r>
+        <w:t xml:space="preserve">                        key=f"edit_{col}"</w:t>
+      </w:r>
+    </w:p>
+    <w:p>
+      <w:r>
+        <w:t xml:space="preserve">                    )</w:t>
       </w:r>
     </w:p>
     <w:p/>
@@ -6263,7 +6572,7 @@
         <w:t>🔹</w:t>
       </w:r>
       <w:r>
-        <w:t xml:space="preserve"> NEW: Part In/Out selection</w:t>
+        <w:t xml:space="preserve"> NEW: Part In/Out selection (already in editable_cols)</w:t>
       </w:r>
     </w:p>
     <w:p>
@@ -6320,12 +6629,8 @@
     </w:p>
     <w:p>
       <w:r>
-        <w:t xml:space="preserve">                # Use the Feature (Inner/Outer) from the row automatically</w:t>
-      </w:r>
-    </w:p>
-    <w:p>
-      <w:r>
-        <w:t xml:space="preserve">                feature_type = selected_row.get("Feature", "Unknown")  # Use the 'Feature' column (Inner/Outer)</w:t>
+        <w:lastRenderedPageBreak/>
+        <w:t xml:space="preserve">                feature_type = selected_row.get("Feature", "Unknown")</w:t>
       </w:r>
     </w:p>
     <w:p>
@@ -6338,12 +6643,6 @@
         <w:t xml:space="preserve">                image_path = os.path.join("uploaded_images", image_filename)</w:t>
       </w:r>
     </w:p>
-    <w:p/>
-    <w:p>
-      <w:r>
-        <w:t xml:space="preserve">                # Save the uploaded image under the Inner/Outer folder based on Feature</w:t>
-      </w:r>
-    </w:p>
     <w:p>
       <w:r>
         <w:t xml:space="preserve">                with open(image_path, "wb") as img_file:</w:t>
@@ -6351,20 +6650,12 @@
     </w:p>
     <w:p>
       <w:r>
-        <w:lastRenderedPageBreak/>
         <w:t xml:space="preserve">                    img_file.write(hole_image.getbuffer())</w:t>
       </w:r>
     </w:p>
-    <w:p/>
-    <w:p>
-      <w:r>
-        <w:t xml:space="preserve">                new_entries["Image Path"] = image_path  # Store the image path automatically</w:t>
-      </w:r>
-    </w:p>
-    <w:p/>
-    <w:p>
-      <w:r>
-        <w:t xml:space="preserve">                # Create clickable image (expandable) — without the "Click to view the image" label</w:t>
+    <w:p>
+      <w:r>
+        <w:t xml:space="preserve">                new_entries["Image Path"] = image_path</w:t>
       </w:r>
     </w:p>
     <w:p>
@@ -6425,12 +6716,32 @@
     </w:p>
     <w:p>
       <w:r>
-        <w:t xml:space="preserve">                txt_str = "" if txt is None else str(txt).strip()</w:t>
-      </w:r>
-    </w:p>
-    <w:p>
-      <w:r>
-        <w:t xml:space="preserve">                if col in ["Value", "Nominal", "LSL", "USL"]:</w:t>
+        <w:t xml:space="preserve">                if col == "Measured Date":</w:t>
+      </w:r>
+    </w:p>
+    <w:p>
+      <w:r>
+        <w:t xml:space="preserve">                    df_upd.at[edit_row, col] = txt.strftime("%Y-%m-%d")  # just date</w:t>
+      </w:r>
+    </w:p>
+    <w:p>
+      <w:r>
+        <w:t xml:space="preserve">                elif col == "Batch Cleaning":</w:t>
+      </w:r>
+    </w:p>
+    <w:p>
+      <w:r>
+        <w:t xml:space="preserve">                    df_upd.at[edit_row, col] = txt if txt != 0 else ""</w:t>
+      </w:r>
+    </w:p>
+    <w:p>
+      <w:r>
+        <w:t xml:space="preserve">                elif col in ["Value", "Nominal", "LSL", "USL"]:</w:t>
+      </w:r>
+    </w:p>
+    <w:p>
+      <w:r>
+        <w:t xml:space="preserve">                    txt_str = "" if txt is None else str(txt).strip()</w:t>
       </w:r>
     </w:p>
     <w:p>
@@ -6445,6 +6756,7 @@
     </w:p>
     <w:p>
       <w:r>
+        <w:lastRenderedPageBreak/>
         <w:t xml:space="preserve">                    else:</w:t>
       </w:r>
     </w:p>
@@ -6470,13 +6782,12 @@
     </w:p>
     <w:p>
       <w:r>
-        <w:lastRenderedPageBreak/>
         <w:t xml:space="preserve">                else:</w:t>
       </w:r>
     </w:p>
     <w:p>
       <w:r>
-        <w:t xml:space="preserve">                    df_upd.at[edit_row, col] = txt_str</w:t>
+        <w:t xml:space="preserve">                    df_upd.at[edit_row, col] = txt</w:t>
       </w:r>
     </w:p>
     <w:p/>
@@ -6511,7 +6822,7 @@
         <w:t>🔹</w:t>
       </w:r>
       <w:r>
-        <w:t xml:space="preserve"> Keep column order same: Piece ID → Part In/Out → rest</w:t>
+        <w:t xml:space="preserve"> Keep column order same: Piece ID → Part In/Out → Batch Cleaning → rest</w:t>
       </w:r>
     </w:p>
     <w:p>
@@ -6526,7 +6837,12 @@
     </w:p>
     <w:p>
       <w:r>
-        <w:t xml:space="preserve">                cols.remove("Part In/Out")</w:t>
+        <w:t xml:space="preserve">                if "Part In/Out" in cols:</w:t>
+      </w:r>
+    </w:p>
+    <w:p>
+      <w:r>
+        <w:t xml:space="preserve">                    cols.remove("Part In/Out")</w:t>
       </w:r>
     </w:p>
     <w:p>
@@ -6541,13 +6857,38 @@
     </w:p>
     <w:p>
       <w:r>
+        <w:t xml:space="preserve">                # Insert Batch Cleaning right after Part In/Out</w:t>
+      </w:r>
+    </w:p>
+    <w:p>
+      <w:r>
+        <w:t xml:space="preserve">                if "Batch Cleaning" in cols:</w:t>
+      </w:r>
+    </w:p>
+    <w:p>
+      <w:r>
+        <w:t xml:space="preserve">                    cols.remove("Batch Cleaning")</w:t>
+      </w:r>
+    </w:p>
+    <w:p>
+      <w:r>
+        <w:t xml:space="preserve">                idx_part = cols.index("Part In/Out")</w:t>
+      </w:r>
+    </w:p>
+    <w:p>
+      <w:r>
+        <w:t xml:space="preserve">                cols.insert(idx_part + 1, "Batch Cleaning")</w:t>
+      </w:r>
+    </w:p>
+    <w:p>
+      <w:r>
         <w:t xml:space="preserve">                df_upd = df_upd[cols]</w:t>
       </w:r>
     </w:p>
     <w:p/>
     <w:p>
       <w:r>
-        <w:t xml:space="preserve">            df_upd = df_upd.loc[:, ~df_upd.columns.str.contains("^Unnamed", case=False)]  # clean unnamed again</w:t>
+        <w:t xml:space="preserve">            df_upd = df_upd.loc[:, ~df_upd.columns.str.contains("^Unnamed", case=False)]</w:t>
       </w:r>
     </w:p>
     <w:p/>
@@ -6569,7 +6910,7 @@
     <w:p/>
     <w:p>
       <w:r>
-        <w:t xml:space="preserve">                # </w:t>
+        <w:t xml:space="preserve">                st.success(f"</w:t>
       </w:r>
       <w:r>
         <w:rPr>
@@ -6578,12 +6919,12 @@
         <w:t>✅</w:t>
       </w:r>
       <w:r>
-        <w:t xml:space="preserve"> Show message before rerun</w:t>
-      </w:r>
-    </w:p>
-    <w:p>
-      <w:r>
-        <w:t xml:space="preserve">                st.success(f"</w:t>
+        <w:t xml:space="preserve"> Row {edit_row_display} updated successfully in Excel and table.")</w:t>
+      </w:r>
+    </w:p>
+    <w:p>
+      <w:r>
+        <w:t xml:space="preserve">                st.toast(f"Row {edit_row_display} updated successfully </w:t>
       </w:r>
       <w:r>
         <w:rPr>
@@ -6592,12 +6933,7 @@
         <w:t>✅</w:t>
       </w:r>
       <w:r>
-        <w:t xml:space="preserve"> Row {edit_row_display} updated successfully in Excel and table.")</w:t>
-      </w:r>
-    </w:p>
-    <w:p>
-      <w:r>
-        <w:t xml:space="preserve">                st.toast(f"Row {edit_row_display} updated successfully </w:t>
+        <w:t>", icon="</w:t>
       </w:r>
       <w:r>
         <w:rPr>
@@ -6606,7 +6942,490 @@
         <w:t>✅</w:t>
       </w:r>
       <w:r>
-        <w:t>", icon="</w:t>
+        <w:t>")</w:t>
+      </w:r>
+    </w:p>
+    <w:p>
+      <w:r>
+        <w:t xml:space="preserve">                import time</w:t>
+      </w:r>
+    </w:p>
+    <w:p>
+      <w:r>
+        <w:t xml:space="preserve">                time.sleep(1.5)</w:t>
+      </w:r>
+    </w:p>
+    <w:p>
+      <w:r>
+        <w:t xml:space="preserve">                st.rerun()</w:t>
+      </w:r>
+    </w:p>
+    <w:p/>
+    <w:p>
+      <w:r>
+        <w:t xml:space="preserve">            except PermissionError:</w:t>
+      </w:r>
+    </w:p>
+    <w:p>
+      <w:r>
+        <w:t xml:space="preserve">                st.error("</w:t>
+      </w:r>
+      <w:r>
+        <w:rPr>
+          <w:rFonts w:ascii="Segoe UI Emoji" w:hAnsi="Segoe UI Emoji" w:cs="Segoe UI Emoji"/>
+        </w:rPr>
+        <w:t>❌</w:t>
+      </w:r>
+      <w:r>
+        <w:t xml:space="preserve"> Excel file is open. Please **close Excel first** and try again.")</w:t>
+      </w:r>
+    </w:p>
+    <w:p>
+      <w:r>
+        <w:t xml:space="preserve">            except Exception as e:</w:t>
+      </w:r>
+    </w:p>
+    <w:p>
+      <w:r>
+        <w:t xml:space="preserve">                st.error(f"</w:t>
+      </w:r>
+      <w:r>
+        <w:rPr>
+          <w:rFonts w:ascii="Segoe UI Emoji" w:hAnsi="Segoe UI Emoji" w:cs="Segoe UI Emoji"/>
+        </w:rPr>
+        <w:t>❌</w:t>
+      </w:r>
+      <w:r>
+        <w:t xml:space="preserve"> Failed to save changes: {e}")</w:t>
+      </w:r>
+    </w:p>
+    <w:p/>
+    <w:p>
+      <w:r>
+        <w:t xml:space="preserve">                </w:t>
+      </w:r>
+    </w:p>
+    <w:p>
+      <w:r>
+        <w:t># ------------------ TAB 3: View Spec ------------------</w:t>
+      </w:r>
+    </w:p>
+    <w:p>
+      <w:r>
+        <w:t>with tabs[3]:</w:t>
+      </w:r>
+    </w:p>
+    <w:p>
+      <w:r>
+        <w:t xml:space="preserve">    st.subheader("Specs — Limits &amp; Tolerances")</w:t>
+      </w:r>
+    </w:p>
+    <w:p/>
+    <w:p>
+      <w:r>
+        <w:t xml:space="preserve">    # </w:t>
+      </w:r>
+      <w:r>
+        <w:rPr>
+          <w:rFonts w:ascii="Segoe UI Emoji" w:hAnsi="Segoe UI Emoji" w:cs="Segoe UI Emoji"/>
+        </w:rPr>
+        <w:t>⚠️</w:t>
+      </w:r>
+      <w:r>
+        <w:t xml:space="preserve"> Universal Auto-Hiding Excel Warning Banner</w:t>
+      </w:r>
+    </w:p>
+    <w:p>
+      <w:r>
+        <w:t xml:space="preserve">    warning_html = """</w:t>
+      </w:r>
+    </w:p>
+    <w:p>
+      <w:r>
+        <w:t xml:space="preserve">    &lt;div id="excel-warning" style="</w:t>
+      </w:r>
+    </w:p>
+    <w:p>
+      <w:r>
+        <w:t xml:space="preserve">        background-color:#ffe6e6;</w:t>
+      </w:r>
+    </w:p>
+    <w:p>
+      <w:r>
+        <w:lastRenderedPageBreak/>
+        <w:t xml:space="preserve">        padding:15px;</w:t>
+      </w:r>
+    </w:p>
+    <w:p>
+      <w:r>
+        <w:t xml:space="preserve">        border-radius:10px;</w:t>
+      </w:r>
+    </w:p>
+    <w:p>
+      <w:r>
+        <w:t xml:space="preserve">        box-shadow:0px 4px 10px rgba(255,0,0,0.3);</w:t>
+      </w:r>
+    </w:p>
+    <w:p>
+      <w:r>
+        <w:t xml:space="preserve">        text-align:center;</w:t>
+      </w:r>
+    </w:p>
+    <w:p>
+      <w:r>
+        <w:t xml:space="preserve">        font-weight:bold;</w:t>
+      </w:r>
+    </w:p>
+    <w:p>
+      <w:r>
+        <w:t xml:space="preserve">        color:#990000;</w:t>
+      </w:r>
+    </w:p>
+    <w:p>
+      <w:r>
+        <w:t xml:space="preserve">        font-size:18px;</w:t>
+      </w:r>
+    </w:p>
+    <w:p>
+      <w:r>
+        <w:t xml:space="preserve">        margin-bottom:15px;</w:t>
+      </w:r>
+    </w:p>
+    <w:p>
+      <w:r>
+        <w:t xml:space="preserve">        animation: fadeOut 6s forwards;"&gt;</w:t>
+      </w:r>
+    </w:p>
+    <w:p>
+      <w:r>
+        <w:t xml:space="preserve">        </w:t>
+      </w:r>
+      <w:r>
+        <w:rPr>
+          <w:rFonts w:ascii="Segoe UI Emoji" w:hAnsi="Segoe UI Emoji" w:cs="Segoe UI Emoji"/>
+        </w:rPr>
+        <w:t>🚨</w:t>
+      </w:r>
+      <w:r>
+        <w:t xml:space="preserve"> &lt;u&gt;IMPORTANT:&lt;/u&gt; PLEASE CLOSE THE EXCEL FILE FIRST BEFORE ADDING, EDITING, OR DELETING DATA!</w:t>
+      </w:r>
+    </w:p>
+    <w:p>
+      <w:r>
+        <w:t xml:space="preserve">    &lt;/div&gt;</w:t>
+      </w:r>
+    </w:p>
+    <w:p/>
+    <w:p>
+      <w:r>
+        <w:t xml:space="preserve">    &lt;style&gt;</w:t>
+      </w:r>
+    </w:p>
+    <w:p>
+      <w:r>
+        <w:t xml:space="preserve">    @keyframes fadeOut {</w:t>
+      </w:r>
+    </w:p>
+    <w:p>
+      <w:r>
+        <w:t xml:space="preserve">      0%   { opacity: 1; }</w:t>
+      </w:r>
+    </w:p>
+    <w:p>
+      <w:r>
+        <w:t xml:space="preserve">      80%  { opacity: 1; }</w:t>
+      </w:r>
+    </w:p>
+    <w:p>
+      <w:r>
+        <w:t xml:space="preserve">      100% { opacity: 0; display: none; }</w:t>
+      </w:r>
+    </w:p>
+    <w:p>
+      <w:r>
+        <w:t xml:space="preserve">    }</w:t>
+      </w:r>
+    </w:p>
+    <w:p>
+      <w:r>
+        <w:t xml:space="preserve">    &lt;/style&gt;</w:t>
+      </w:r>
+    </w:p>
+    <w:p>
+      <w:r>
+        <w:t xml:space="preserve">    """</w:t>
+      </w:r>
+    </w:p>
+    <w:p/>
+    <w:p>
+      <w:r>
+        <w:t xml:space="preserve">    def show_excel_warning():</w:t>
+      </w:r>
+    </w:p>
+    <w:p>
+      <w:r>
+        <w:t xml:space="preserve">        st.markdown(warning_html, unsafe_allow_html=True)</w:t>
+      </w:r>
+    </w:p>
+    <w:p/>
+    <w:p>
+      <w:r>
+        <w:t xml:space="preserve">    # Part filter for Specs</w:t>
+      </w:r>
+    </w:p>
+    <w:p>
+      <w:r>
+        <w:lastRenderedPageBreak/>
+        <w:t xml:space="preserve">    spec_part = st.selectbox("Part Type", ["All", "Mixing Block", "Gas/Water Block"], key="spec_part")</w:t>
+      </w:r>
+    </w:p>
+    <w:p>
+      <w:r>
+        <w:t xml:space="preserve">    df_specs = get_specs_df(spec_part)</w:t>
+      </w:r>
+    </w:p>
+    <w:p/>
+    <w:p>
+      <w:r>
+        <w:t xml:space="preserve">    if df_specs is None or df_specs.empty:</w:t>
+      </w:r>
+    </w:p>
+    <w:p>
+      <w:r>
+        <w:t xml:space="preserve">        st.info("Specs not available yet.")</w:t>
+      </w:r>
+    </w:p>
+    <w:p>
+      <w:r>
+        <w:t xml:space="preserve">    else:</w:t>
+      </w:r>
+    </w:p>
+    <w:p>
+      <w:r>
+        <w:t xml:space="preserve">        # Show the specs table</w:t>
+      </w:r>
+    </w:p>
+    <w:p>
+      <w:r>
+        <w:t xml:space="preserve">        st.dataframe(df_specs, use_container_width=True)</w:t>
+      </w:r>
+    </w:p>
+    <w:p/>
+    <w:p>
+      <w:r>
+        <w:t xml:space="preserve">        # Export to vendor CSV</w:t>
+      </w:r>
+    </w:p>
+    <w:p>
+      <w:r>
+        <w:t xml:space="preserve">        col_left, col_right = st.columns([2, 1])</w:t>
+      </w:r>
+    </w:p>
+    <w:p>
+      <w:r>
+        <w:t xml:space="preserve">        with col_left:</w:t>
+      </w:r>
+    </w:p>
+    <w:p>
+      <w:r>
+        <w:t xml:space="preserve">            filename_input = st.text_input("Export filename", value="specs.csv", key="spec_export_name")</w:t>
+      </w:r>
+    </w:p>
+    <w:p>
+      <w:r>
+        <w:t xml:space="preserve">        with col_right:</w:t>
+      </w:r>
+    </w:p>
+    <w:p>
+      <w:r>
+        <w:t xml:space="preserve">            if st.button("Export specs"):</w:t>
+      </w:r>
+    </w:p>
+    <w:p>
+      <w:r>
+        <w:t xml:space="preserve">                ok, result = export_specs_for_vendor(</w:t>
+      </w:r>
+    </w:p>
+    <w:p>
+      <w:r>
+        <w:t xml:space="preserve">                    filename=filename_input,</w:t>
+      </w:r>
+    </w:p>
+    <w:p>
+      <w:r>
+        <w:t xml:space="preserve">                    part_filter=(spec_part if spec_part != "All" else None)</w:t>
+      </w:r>
+    </w:p>
+    <w:p>
+      <w:r>
+        <w:t xml:space="preserve">                )</w:t>
+      </w:r>
+    </w:p>
+    <w:p>
+      <w:r>
+        <w:t xml:space="preserve">                if ok:</w:t>
+      </w:r>
+    </w:p>
+    <w:p>
+      <w:r>
+        <w:t xml:space="preserve">                    st.success(f"Specs exported: {result}")</w:t>
+      </w:r>
+    </w:p>
+    <w:p>
+      <w:r>
+        <w:t xml:space="preserve">                    try:</w:t>
+      </w:r>
+    </w:p>
+    <w:p>
+      <w:r>
+        <w:t xml:space="preserve">                        with open(result, "rb") as fh:</w:t>
+      </w:r>
+    </w:p>
+    <w:p>
+      <w:r>
+        <w:t xml:space="preserve">                            st.download_button("</w:t>
+      </w:r>
+      <w:r>
+        <w:rPr>
+          <w:rFonts w:ascii="Segoe UI Emoji" w:hAnsi="Segoe UI Emoji" w:cs="Segoe UI Emoji"/>
+        </w:rPr>
+        <w:t>📥</w:t>
+      </w:r>
+      <w:r>
+        <w:t xml:space="preserve"> Download Exported CSV", fh.read(), file_name=os.path.basename(result))</w:t>
+      </w:r>
+    </w:p>
+    <w:p>
+      <w:r>
+        <w:lastRenderedPageBreak/>
+        <w:t xml:space="preserve">                    except Exception:</w:t>
+      </w:r>
+    </w:p>
+    <w:p>
+      <w:r>
+        <w:t xml:space="preserve">                        st.info("Export saved; file may be on server filesystem.")</w:t>
+      </w:r>
+    </w:p>
+    <w:p>
+      <w:r>
+        <w:t xml:space="preserve">                else:</w:t>
+      </w:r>
+    </w:p>
+    <w:p>
+      <w:r>
+        <w:t xml:space="preserve">                    st.error(f"Export failed: {result}")</w:t>
+      </w:r>
+    </w:p>
+    <w:p/>
+    <w:p>
+      <w:r>
+        <w:t># ------------------ TAB 4: Reference Photo ------------------</w:t>
+      </w:r>
+    </w:p>
+    <w:p>
+      <w:r>
+        <w:t>with tabs[4]:</w:t>
+      </w:r>
+    </w:p>
+    <w:p>
+      <w:r>
+        <w:t xml:space="preserve">    show_reference_photos()</w:t>
+      </w:r>
+    </w:p>
+    <w:p/>
+    <w:p/>
+    <w:p>
+      <w:r>
+        <w:t># ------------------ TAB 5: Workbook ------------------</w:t>
+      </w:r>
+    </w:p>
+    <w:p>
+      <w:r>
+        <w:t>with tabs[5]:</w:t>
+      </w:r>
+    </w:p>
+    <w:p>
+      <w:r>
+        <w:t xml:space="preserve">    st.subheader("Excel Files")</w:t>
+      </w:r>
+    </w:p>
+    <w:p/>
+    <w:p>
+      <w:r>
+        <w:t xml:space="preserve">    # --- Selection for which Excel file to open ---</w:t>
+      </w:r>
+    </w:p>
+    <w:p>
+      <w:r>
+        <w:t xml:space="preserve">    excel_options = {</w:t>
+      </w:r>
+    </w:p>
+    <w:p>
+      <w:r>
+        <w:t xml:space="preserve">        "Main Data Workbook": EXCEL,</w:t>
+      </w:r>
+    </w:p>
+    <w:p>
+      <w:r>
+        <w:t xml:space="preserve">        "Trend Charts Workbook": "trendchart.xlsx"</w:t>
+      </w:r>
+    </w:p>
+    <w:p>
+      <w:r>
+        <w:t xml:space="preserve">    }</w:t>
+      </w:r>
+    </w:p>
+    <w:p>
+      <w:r>
+        <w:t xml:space="preserve">    selected_file_label = st.selectbox("Select Excel File to Open", list(excel_options.keys()))</w:t>
+      </w:r>
+    </w:p>
+    <w:p>
+      <w:r>
+        <w:t xml:space="preserve">    selected_file_path = excel_options[selected_file_label]</w:t>
+      </w:r>
+    </w:p>
+    <w:p/>
+    <w:p>
+      <w:r>
+        <w:t xml:space="preserve">    # --- Open / Download Columns ---</w:t>
+      </w:r>
+    </w:p>
+    <w:p>
+      <w:r>
+        <w:t xml:space="preserve">    col_open, col_dl = st.columns([1, 2])</w:t>
+      </w:r>
+    </w:p>
+    <w:p/>
+    <w:p>
+      <w:r>
+        <w:t xml:space="preserve">    with col_open:</w:t>
+      </w:r>
+    </w:p>
+    <w:p>
+      <w:r>
+        <w:lastRenderedPageBreak/>
+        <w:t xml:space="preserve">        if st.button(f"Open '{selected_file_label}' in Excel"):</w:t>
+      </w:r>
+    </w:p>
+    <w:p>
+      <w:r>
+        <w:t xml:space="preserve">            if os.path.exists(selected_file_path):</w:t>
+      </w:r>
+    </w:p>
+    <w:p>
+      <w:r>
+        <w:t xml:space="preserve">                try:</w:t>
+      </w:r>
+    </w:p>
+    <w:p>
+      <w:r>
+        <w:t xml:space="preserve">                    os.startfile(selected_file_path)  # Windows only</w:t>
+      </w:r>
+    </w:p>
+    <w:p>
+      <w:r>
+        <w:t xml:space="preserve">                    st.success(f"</w:t>
       </w:r>
       <w:r>
         <w:rPr>
@@ -6615,350 +7434,53 @@
         <w:t>✅</w:t>
       </w:r>
       <w:r>
-        <w:t>")</w:t>
-      </w:r>
-    </w:p>
-    <w:p>
-      <w:r>
-        <w:t xml:space="preserve">                import time</w:t>
-      </w:r>
-    </w:p>
-    <w:p>
-      <w:r>
-        <w:lastRenderedPageBreak/>
-        <w:t xml:space="preserve">                time.sleep(1.5)  # short pause to let message show</w:t>
-      </w:r>
-    </w:p>
-    <w:p>
-      <w:r>
-        <w:t xml:space="preserve">                st.rerun()</w:t>
-      </w:r>
-    </w:p>
-    <w:p/>
-    <w:p>
-      <w:r>
-        <w:t xml:space="preserve">            except PermissionError:</w:t>
-      </w:r>
-    </w:p>
-    <w:p>
-      <w:r>
-        <w:t xml:space="preserve">                st.error("</w:t>
-      </w:r>
-      <w:r>
-        <w:rPr>
-          <w:rFonts w:ascii="Segoe UI Emoji" w:hAnsi="Segoe UI Emoji" w:cs="Segoe UI Emoji"/>
-        </w:rPr>
-        <w:t>❌</w:t>
-      </w:r>
-      <w:r>
-        <w:t xml:space="preserve"> Excel file is open. Please **close Excel first** and try again.")</w:t>
-      </w:r>
-    </w:p>
-    <w:p>
-      <w:r>
-        <w:t xml:space="preserve">            except Exception as e:</w:t>
-      </w:r>
-    </w:p>
-    <w:p>
-      <w:r>
-        <w:t xml:space="preserve">                st.error(f"</w:t>
-      </w:r>
-      <w:r>
-        <w:rPr>
-          <w:rFonts w:ascii="Segoe UI Emoji" w:hAnsi="Segoe UI Emoji" w:cs="Segoe UI Emoji"/>
-        </w:rPr>
-        <w:t>❌</w:t>
-      </w:r>
-      <w:r>
-        <w:t xml:space="preserve"> Failed to save changes: {e}")</w:t>
-      </w:r>
-    </w:p>
-    <w:p/>
-    <w:p/>
-    <w:p>
-      <w:r>
-        <w:t xml:space="preserve">                </w:t>
-      </w:r>
-    </w:p>
-    <w:p>
-      <w:r>
-        <w:t># ------------------ TAB 3: View Spec ------------------</w:t>
-      </w:r>
-    </w:p>
-    <w:p>
-      <w:r>
-        <w:t>with tabs[3]:</w:t>
-      </w:r>
-    </w:p>
-    <w:p>
-      <w:r>
-        <w:t xml:space="preserve">    st.subheader("Specs — Limits &amp; Tolerances")</w:t>
-      </w:r>
-    </w:p>
-    <w:p/>
-    <w:p>
-      <w:r>
-        <w:t xml:space="preserve">    # </w:t>
-      </w:r>
-      <w:r>
-        <w:rPr>
-          <w:rFonts w:ascii="Segoe UI Emoji" w:hAnsi="Segoe UI Emoji" w:cs="Segoe UI Emoji"/>
-        </w:rPr>
-        <w:t>⚠️</w:t>
-      </w:r>
-      <w:r>
-        <w:t xml:space="preserve"> Universal Auto-Hiding Excel Warning Banner</w:t>
-      </w:r>
-    </w:p>
-    <w:p>
-      <w:r>
-        <w:t xml:space="preserve">    warning_html = """</w:t>
-      </w:r>
-    </w:p>
-    <w:p>
-      <w:r>
-        <w:t xml:space="preserve">    &lt;div id="excel-warning" style="</w:t>
-      </w:r>
-    </w:p>
-    <w:p>
-      <w:r>
-        <w:t xml:space="preserve">        background-color:#ffe6e6;</w:t>
-      </w:r>
-    </w:p>
-    <w:p>
-      <w:r>
-        <w:t xml:space="preserve">        padding:15px;</w:t>
-      </w:r>
-    </w:p>
-    <w:p>
-      <w:r>
-        <w:t xml:space="preserve">        border-radius:10px;</w:t>
-      </w:r>
-    </w:p>
-    <w:p>
-      <w:r>
-        <w:t xml:space="preserve">        box-shadow:0px 4px 10px rgba(255,0,0,0.3);</w:t>
-      </w:r>
-    </w:p>
-    <w:p>
-      <w:r>
-        <w:t xml:space="preserve">        text-align:center;</w:t>
-      </w:r>
-    </w:p>
-    <w:p>
-      <w:r>
-        <w:t xml:space="preserve">        font-weight:bold;</w:t>
-      </w:r>
-    </w:p>
-    <w:p>
-      <w:r>
-        <w:t xml:space="preserve">        color:#990000;</w:t>
-      </w:r>
-    </w:p>
-    <w:p>
-      <w:r>
-        <w:t xml:space="preserve">        font-size:18px;</w:t>
-      </w:r>
-    </w:p>
-    <w:p>
-      <w:r>
-        <w:t xml:space="preserve">        margin-bottom:15px;</w:t>
-      </w:r>
-    </w:p>
-    <w:p>
-      <w:r>
-        <w:lastRenderedPageBreak/>
-        <w:t xml:space="preserve">        animation: fadeOut 6s forwards;"&gt;</w:t>
-      </w:r>
-    </w:p>
-    <w:p>
-      <w:r>
-        <w:t xml:space="preserve">        </w:t>
-      </w:r>
-      <w:r>
-        <w:rPr>
-          <w:rFonts w:ascii="Segoe UI Emoji" w:hAnsi="Segoe UI Emoji" w:cs="Segoe UI Emoji"/>
-        </w:rPr>
-        <w:t>🚨</w:t>
-      </w:r>
-      <w:r>
-        <w:t xml:space="preserve"> &lt;u&gt;IMPORTANT:&lt;/u&gt; PLEASE CLOSE THE EXCEL FILE FIRST BEFORE ADDING, EDITING, OR DELETING DATA!</w:t>
-      </w:r>
-    </w:p>
-    <w:p>
-      <w:r>
-        <w:t xml:space="preserve">    &lt;/div&gt;</w:t>
-      </w:r>
-    </w:p>
-    <w:p/>
-    <w:p>
-      <w:r>
-        <w:t xml:space="preserve">    &lt;style&gt;</w:t>
-      </w:r>
-    </w:p>
-    <w:p>
-      <w:r>
-        <w:t xml:space="preserve">    @keyframes fadeOut {</w:t>
-      </w:r>
-    </w:p>
-    <w:p>
-      <w:r>
-        <w:t xml:space="preserve">      0%   { opacity: 1; }</w:t>
-      </w:r>
-    </w:p>
-    <w:p>
-      <w:r>
-        <w:t xml:space="preserve">      80%  { opacity: 1; }</w:t>
-      </w:r>
-    </w:p>
-    <w:p>
-      <w:r>
-        <w:t xml:space="preserve">      100% { opacity: 0; display: none; }</w:t>
-      </w:r>
-    </w:p>
-    <w:p>
-      <w:r>
-        <w:t xml:space="preserve">    }</w:t>
-      </w:r>
-    </w:p>
-    <w:p>
-      <w:r>
-        <w:t xml:space="preserve">    &lt;/style&gt;</w:t>
-      </w:r>
-    </w:p>
-    <w:p>
-      <w:r>
-        <w:t xml:space="preserve">    """</w:t>
-      </w:r>
-    </w:p>
-    <w:p/>
-    <w:p>
-      <w:r>
-        <w:t xml:space="preserve">    def show_excel_warning():</w:t>
-      </w:r>
-    </w:p>
-    <w:p>
-      <w:r>
-        <w:t xml:space="preserve">        st.markdown(warning_html, unsafe_allow_html=True)</w:t>
-      </w:r>
-    </w:p>
-    <w:p/>
-    <w:p>
-      <w:r>
-        <w:t xml:space="preserve">    # Part filter for Specs</w:t>
-      </w:r>
-    </w:p>
-    <w:p>
-      <w:r>
-        <w:t xml:space="preserve">    spec_part = st.selectbox("Part Type", ["All", "Mixing Block", "Gas/Water Block"], key="spec_part")</w:t>
-      </w:r>
-    </w:p>
-    <w:p>
-      <w:r>
-        <w:t xml:space="preserve">    df_specs = get_specs_df(spec_part)</w:t>
-      </w:r>
-    </w:p>
-    <w:p/>
-    <w:p>
-      <w:r>
-        <w:t xml:space="preserve">    if df_specs is None or df_specs.empty:</w:t>
-      </w:r>
-    </w:p>
-    <w:p>
-      <w:r>
-        <w:t xml:space="preserve">        st.info("Specs not available yet.")</w:t>
-      </w:r>
-    </w:p>
-    <w:p>
-      <w:r>
-        <w:t xml:space="preserve">    else:</w:t>
-      </w:r>
-    </w:p>
-    <w:p>
-      <w:r>
-        <w:t xml:space="preserve">        # Show the specs table</w:t>
-      </w:r>
-    </w:p>
-    <w:p>
-      <w:r>
-        <w:lastRenderedPageBreak/>
-        <w:t xml:space="preserve">        st.dataframe(df_specs, use_container_width=True)</w:t>
-      </w:r>
-    </w:p>
-    <w:p/>
-    <w:p>
-      <w:r>
-        <w:t xml:space="preserve">        # Export to vendor CSV</w:t>
-      </w:r>
-    </w:p>
-    <w:p>
-      <w:r>
-        <w:t xml:space="preserve">        col_left, col_right = st.columns([2, 1])</w:t>
-      </w:r>
-    </w:p>
-    <w:p>
-      <w:r>
-        <w:t xml:space="preserve">        with col_left:</w:t>
-      </w:r>
-    </w:p>
-    <w:p>
-      <w:r>
-        <w:t xml:space="preserve">            filename_input = st.text_input("Export filename", value="specs.csv", key="spec_export_name")</w:t>
-      </w:r>
-    </w:p>
-    <w:p>
-      <w:r>
-        <w:t xml:space="preserve">        with col_right:</w:t>
-      </w:r>
-    </w:p>
-    <w:p>
-      <w:r>
-        <w:t xml:space="preserve">            if st.button("Export specs"):</w:t>
-      </w:r>
-    </w:p>
-    <w:p>
-      <w:r>
-        <w:t xml:space="preserve">                ok, result = export_specs_for_vendor(</w:t>
-      </w:r>
-    </w:p>
-    <w:p>
-      <w:r>
-        <w:t xml:space="preserve">                    filename=filename_input,</w:t>
-      </w:r>
-    </w:p>
-    <w:p>
-      <w:r>
-        <w:t xml:space="preserve">                    part_filter=(spec_part if spec_part != "All" else None)</w:t>
-      </w:r>
-    </w:p>
-    <w:p>
-      <w:r>
-        <w:t xml:space="preserve">                )</w:t>
-      </w:r>
-    </w:p>
-    <w:p>
-      <w:r>
-        <w:t xml:space="preserve">                if ok:</w:t>
-      </w:r>
-    </w:p>
-    <w:p>
-      <w:r>
-        <w:t xml:space="preserve">                    st.success(f"Specs exported: {result}")</w:t>
-      </w:r>
-    </w:p>
-    <w:p>
-      <w:r>
-        <w:t xml:space="preserve">                    try:</w:t>
-      </w:r>
-    </w:p>
-    <w:p>
-      <w:r>
-        <w:t xml:space="preserve">                        with open(result, "rb") as fh:</w:t>
-      </w:r>
-    </w:p>
-    <w:p>
-      <w:r>
-        <w:t xml:space="preserve">                            st.download_button("</w:t>
+        <w:t xml:space="preserve"> '{selected_file_label}' opened successfully!")</w:t>
+      </w:r>
+    </w:p>
+    <w:p>
+      <w:r>
+        <w:t xml:space="preserve">                except Exception as e:</w:t>
+      </w:r>
+    </w:p>
+    <w:p>
+      <w:r>
+        <w:t xml:space="preserve">                    st.error(f"Could not open '{selected_file_label}': {e}")</w:t>
+      </w:r>
+    </w:p>
+    <w:p>
+      <w:r>
+        <w:t xml:space="preserve">            else:</w:t>
+      </w:r>
+    </w:p>
+    <w:p>
+      <w:r>
+        <w:t xml:space="preserve">                st.warning(f"File '{selected_file_label}' does not exist. Please generate it first.")</w:t>
+      </w:r>
+    </w:p>
+    <w:p/>
+    <w:p>
+      <w:r>
+        <w:t xml:space="preserve">    with col_dl:</w:t>
+      </w:r>
+    </w:p>
+    <w:p>
+      <w:r>
+        <w:t xml:space="preserve">        try:</w:t>
+      </w:r>
+    </w:p>
+    <w:p>
+      <w:r>
+        <w:t xml:space="preserve">            with open(selected_file_path, "rb") as fh:</w:t>
+      </w:r>
+    </w:p>
+    <w:p>
+      <w:r>
+        <w:t xml:space="preserve">                data = fh.read()</w:t>
+      </w:r>
+    </w:p>
+    <w:p>
+      <w:r>
+        <w:t xml:space="preserve">            st.download_button(f"</w:t>
       </w:r>
       <w:r>
         <w:rPr>
@@ -6967,139 +7489,84 @@
         <w:t>📥</w:t>
       </w:r>
       <w:r>
-        <w:t xml:space="preserve"> Download Exported CSV", fh.read(), file_name=os.path.basename(result))</w:t>
-      </w:r>
-    </w:p>
-    <w:p>
-      <w:r>
-        <w:t xml:space="preserve">                    except Exception:</w:t>
-      </w:r>
-    </w:p>
-    <w:p>
-      <w:r>
-        <w:t xml:space="preserve">                        st.info("Export saved; file may be on server filesystem.")</w:t>
-      </w:r>
-    </w:p>
-    <w:p>
-      <w:r>
-        <w:t xml:space="preserve">                else:</w:t>
-      </w:r>
-    </w:p>
-    <w:p>
-      <w:r>
-        <w:t xml:space="preserve">                    st.error(f"Export failed: {result}")</w:t>
-      </w:r>
-    </w:p>
-    <w:p/>
-    <w:p>
-      <w:r>
-        <w:t># ------------------ TAB 4: Reference Photo ------------------</w:t>
-      </w:r>
-    </w:p>
-    <w:p>
-      <w:r>
-        <w:t>with tabs[4]:</w:t>
-      </w:r>
-    </w:p>
-    <w:p>
-      <w:r>
-        <w:lastRenderedPageBreak/>
-        <w:t xml:space="preserve">    show_reference_photos()</w:t>
-      </w:r>
-    </w:p>
-    <w:p/>
-    <w:p/>
-    <w:p>
-      <w:r>
-        <w:t># ------------------ TAB 5: Workbook ------------------</w:t>
-      </w:r>
-    </w:p>
-    <w:p>
-      <w:r>
-        <w:t>with tabs[5]:</w:t>
-      </w:r>
-    </w:p>
-    <w:p>
-      <w:r>
-        <w:t xml:space="preserve">    st.subheader("Excel Files")</w:t>
-      </w:r>
-    </w:p>
-    <w:p/>
-    <w:p>
-      <w:r>
-        <w:t xml:space="preserve">    # --- Selection for which Excel file to open ---</w:t>
-      </w:r>
-    </w:p>
-    <w:p>
-      <w:r>
-        <w:t xml:space="preserve">    excel_options = {</w:t>
-      </w:r>
-    </w:p>
-    <w:p>
-      <w:r>
-        <w:t xml:space="preserve">        "Main Data Workbook": EXCEL,</w:t>
-      </w:r>
-    </w:p>
-    <w:p>
-      <w:r>
-        <w:t xml:space="preserve">        "Trend Charts Workbook": "trendchart.xlsx"</w:t>
-      </w:r>
-    </w:p>
-    <w:p>
-      <w:r>
-        <w:t xml:space="preserve">    }</w:t>
-      </w:r>
-    </w:p>
-    <w:p>
-      <w:r>
-        <w:t xml:space="preserve">    selected_file_label = st.selectbox("Select Excel File to Open", list(excel_options.keys()))</w:t>
-      </w:r>
-    </w:p>
-    <w:p>
-      <w:r>
-        <w:t xml:space="preserve">    selected_file_path = excel_options[selected_file_label]</w:t>
-      </w:r>
-    </w:p>
-    <w:p/>
-    <w:p>
-      <w:r>
-        <w:t xml:space="preserve">    # --- Open / Download Columns ---</w:t>
-      </w:r>
-    </w:p>
-    <w:p>
-      <w:r>
-        <w:t xml:space="preserve">    col_open, col_dl = st.columns([1, 2])</w:t>
-      </w:r>
-    </w:p>
-    <w:p/>
-    <w:p>
-      <w:r>
-        <w:t xml:space="preserve">    with col_open:</w:t>
-      </w:r>
-    </w:p>
-    <w:p>
-      <w:r>
-        <w:t xml:space="preserve">        if st.button(f"Open '{selected_file_label}' in Excel"):</w:t>
-      </w:r>
-    </w:p>
-    <w:p>
-      <w:r>
-        <w:t xml:space="preserve">            if os.path.exists(selected_file_path):</w:t>
-      </w:r>
-    </w:p>
-    <w:p>
-      <w:r>
-        <w:t xml:space="preserve">                try:</w:t>
-      </w:r>
-    </w:p>
-    <w:p>
-      <w:r>
-        <w:t xml:space="preserve">                    os.startfile(selected_file_path)  # Windows only</w:t>
-      </w:r>
-    </w:p>
-    <w:p>
-      <w:r>
-        <w:t xml:space="preserve">                    st.success(f"</w:t>
+        <w:t xml:space="preserve"> Download '{selected_file_label}'", data, file_name=os.path.basename(selected_file_path))</w:t>
+      </w:r>
+    </w:p>
+    <w:p>
+      <w:r>
+        <w:t xml:space="preserve">        except Exception as e:</w:t>
+      </w:r>
+    </w:p>
+    <w:p>
+      <w:r>
+        <w:t xml:space="preserve">            st.error(f"File '{selected_file_label}' not ready: {e}")</w:t>
+      </w:r>
+    </w:p>
+    <w:p/>
+    <w:p>
+      <w:r>
+        <w:t># Footer</w:t>
+      </w:r>
+    </w:p>
+    <w:p>
+      <w:r>
+        <w:t>st.markdown("&lt;hr&gt;", unsafe_allow_html=True)</w:t>
+      </w:r>
+    </w:p>
+    <w:p>
+      <w:r>
+        <w:t>st.markdown("&lt;small style='color:#999'&gt;© 2025 — SA PM Logger • Test6&lt;/small&gt;", unsafe_allow_html=True)</w:t>
+      </w:r>
+    </w:p>
+    <w:p/>
+    <w:p>
+      <w:r>
+        <w:t>theme_css = """</w:t>
+      </w:r>
+    </w:p>
+    <w:p>
+      <w:r>
+        <w:t>&lt;style&gt;</w:t>
+      </w:r>
+    </w:p>
+    <w:p/>
+    <w:p>
+      <w:r>
+        <w:t xml:space="preserve">/* </w:t>
+      </w:r>
+      <w:r>
+        <w:rPr>
+          <w:rFonts w:ascii="Segoe UI Emoji" w:hAnsi="Segoe UI Emoji" w:cs="Segoe UI Emoji"/>
+        </w:rPr>
+        <w:t>🔹</w:t>
+      </w:r>
+      <w:r>
+        <w:t xml:space="preserve"> Add it anywhere inside here */</w:t>
+      </w:r>
+    </w:p>
+    <w:p>
+      <w:r>
+        <w:t>div[data-testid="stAppViewContainer"] &gt; header h1,</w:t>
+      </w:r>
+    </w:p>
+    <w:p>
+      <w:r>
+        <w:t>div[data-testid="stAppViewContainer"] &gt; header h2,</w:t>
+      </w:r>
+    </w:p>
+    <w:p>
+      <w:r>
+        <w:t>div[data-testid="stHeader"] h1,</w:t>
+      </w:r>
+    </w:p>
+    <w:p>
+      <w:r>
+        <w:t>div[data-testid="stHeader"] h2 {</w:t>
+      </w:r>
+    </w:p>
+    <w:p>
+      <w:r>
+        <w:t xml:space="preserve">    color: #0033cc !important; /* </w:t>
       </w:r>
       <w:r>
         <w:rPr>
@@ -7108,154 +7575,11 @@
         <w:t>✅</w:t>
       </w:r>
       <w:r>
-        <w:t xml:space="preserve"> '{selected_file_label}' opened successfully!")</w:t>
-      </w:r>
-    </w:p>
-    <w:p>
-      <w:r>
-        <w:t xml:space="preserve">                except Exception as e:</w:t>
-      </w:r>
-    </w:p>
-    <w:p>
-      <w:r>
-        <w:t xml:space="preserve">                    st.error(f"Could not open '{selected_file_label}': {e}")</w:t>
-      </w:r>
-    </w:p>
-    <w:p>
-      <w:r>
-        <w:lastRenderedPageBreak/>
-        <w:t xml:space="preserve">            else:</w:t>
-      </w:r>
-    </w:p>
-    <w:p>
-      <w:r>
-        <w:t xml:space="preserve">                st.warning(f"File '{selected_file_label}' does not exist. Please generate it first.")</w:t>
-      </w:r>
-    </w:p>
-    <w:p/>
-    <w:p>
-      <w:r>
-        <w:t xml:space="preserve">    with col_dl:</w:t>
-      </w:r>
-    </w:p>
-    <w:p>
-      <w:r>
-        <w:t xml:space="preserve">        try:</w:t>
-      </w:r>
-    </w:p>
-    <w:p>
-      <w:r>
-        <w:t xml:space="preserve">            with open(selected_file_path, "rb") as fh:</w:t>
-      </w:r>
-    </w:p>
-    <w:p>
-      <w:r>
-        <w:t xml:space="preserve">                data = fh.read()</w:t>
-      </w:r>
-    </w:p>
-    <w:p>
-      <w:r>
-        <w:t xml:space="preserve">            st.download_button(f"</w:t>
-      </w:r>
-      <w:r>
-        <w:rPr>
-          <w:rFonts w:ascii="Segoe UI Emoji" w:hAnsi="Segoe UI Emoji" w:cs="Segoe UI Emoji"/>
-        </w:rPr>
-        <w:t>📥</w:t>
-      </w:r>
-      <w:r>
-        <w:t xml:space="preserve"> Download '{selected_file_label}'", data, file_name=os.path.basename(selected_file_path))</w:t>
-      </w:r>
-    </w:p>
-    <w:p>
-      <w:r>
-        <w:t xml:space="preserve">        except Exception as e:</w:t>
-      </w:r>
-    </w:p>
-    <w:p>
-      <w:r>
-        <w:t xml:space="preserve">            st.error(f"File '{selected_file_label}' not ready: {e}")</w:t>
-      </w:r>
-    </w:p>
-    <w:p/>
-    <w:p>
-      <w:r>
-        <w:t># Footer</w:t>
-      </w:r>
-    </w:p>
-    <w:p>
-      <w:r>
-        <w:t>st.markdown("&lt;hr&gt;", unsafe_allow_html=True)</w:t>
-      </w:r>
-    </w:p>
-    <w:p>
-      <w:r>
-        <w:t>st.markdown("&lt;small style='color:#999'&gt;© 2025 — SA PM Logger • Test6&lt;/small&gt;", unsafe_allow_html=True)</w:t>
-      </w:r>
-    </w:p>
-    <w:p/>
-    <w:p>
-      <w:r>
-        <w:t>theme_css = """</w:t>
-      </w:r>
-    </w:p>
-    <w:p>
-      <w:r>
-        <w:t>&lt;style&gt;</w:t>
-      </w:r>
-    </w:p>
-    <w:p/>
-    <w:p>
-      <w:r>
-        <w:t xml:space="preserve">/* </w:t>
-      </w:r>
-      <w:r>
-        <w:rPr>
-          <w:rFonts w:ascii="Segoe UI Emoji" w:hAnsi="Segoe UI Emoji" w:cs="Segoe UI Emoji"/>
-        </w:rPr>
-        <w:t>🔹</w:t>
-      </w:r>
-      <w:r>
-        <w:t xml:space="preserve"> Add it anywhere inside here */</w:t>
-      </w:r>
-    </w:p>
-    <w:p>
-      <w:r>
-        <w:t>div[data-testid="stAppViewContainer"] &gt; header h1,</w:t>
-      </w:r>
-    </w:p>
-    <w:p>
-      <w:r>
-        <w:t>div[data-testid="stAppViewContainer"] &gt; header h2,</w:t>
-      </w:r>
-    </w:p>
-    <w:p>
-      <w:r>
-        <w:t>div[data-testid="stHeader"] h1,</w:t>
-      </w:r>
-    </w:p>
-    <w:p>
-      <w:r>
-        <w:t>div[data-testid="stHeader"] h2 {</w:t>
-      </w:r>
-    </w:p>
-    <w:p>
-      <w:r>
-        <w:t xml:space="preserve">    color: #0033cc !important; /* </w:t>
-      </w:r>
-      <w:r>
-        <w:rPr>
-          <w:rFonts w:ascii="Segoe UI Emoji" w:hAnsi="Segoe UI Emoji" w:cs="Segoe UI Emoji"/>
-        </w:rPr>
-        <w:t>✅</w:t>
-      </w:r>
-      <w:r>
         <w:t xml:space="preserve"> Dark Blue */</w:t>
       </w:r>
     </w:p>
     <w:p>
       <w:r>
-        <w:lastRenderedPageBreak/>
         <w:t>}</w:t>
       </w:r>
     </w:p>
